--- a/Lesson 8- Logic Vulnerabilities/Logic Vulnerabilities.docx
+++ b/Lesson 8- Logic Vulnerabilities/Logic Vulnerabilities.docx
@@ -80,10 +80,6 @@
       <w:pPr>
         <w:spacing w:after="0"/>
         <w:jc w:val="center"/>
-        <w:rPr>
-          <w:sz w:val="40"/>
-          <w:szCs w:val="40"/>
-        </w:rPr>
       </w:pPr>
       <w:r>
         <w:rPr>
@@ -112,46 +108,56 @@
           <w:szCs w:val="40"/>
         </w:rPr>
       </w:pPr>
-      <w:r>
+      <w:hyperlink r:id="rId6" w:history="1">
+        <w:r>
+          <w:rPr>
+            <w:rStyle w:val="Hyperlink"/>
+            <w:sz w:val="40"/>
+            <w:szCs w:val="40"/>
+          </w:rPr>
+          <w:t>http://dvsa-website-test-546079881937-us-east-1.s3-website.us-east-1.amazonaws.com/orders</w:t>
+        </w:r>
+      </w:hyperlink>
+    </w:p>
+    <w:p>
+      <w:pPr>
+        <w:spacing w:after="0"/>
+        <w:jc w:val="center"/>
         <w:rPr>
           <w:sz w:val="40"/>
           <w:szCs w:val="40"/>
         </w:rPr>
-        <w:t>AWS Region</w:t>
-      </w:r>
+      </w:pPr>
       <w:r>
         <w:rPr>
           <w:sz w:val="40"/>
           <w:szCs w:val="40"/>
         </w:rPr>
-        <w:t>:</w:t>
-      </w:r>
-    </w:p>
-    <w:p>
-      <w:pPr>
-        <w:spacing w:after="0"/>
-        <w:jc w:val="center"/>
+        <w:t>AWS Region</w:t>
+      </w:r>
+      <w:r>
         <w:rPr>
           <w:sz w:val="40"/>
           <w:szCs w:val="40"/>
         </w:rPr>
-      </w:pPr>
+        <w:t>:</w:t>
+      </w:r>
+      <w:r>
+        <w:t xml:space="preserve"> </w:t>
+      </w:r>
       <w:r>
         <w:rPr>
           <w:sz w:val="40"/>
           <w:szCs w:val="40"/>
         </w:rPr>
-        <w:t>Date:</w:t>
-      </w:r>
-      <w:r>
-        <w:t xml:space="preserve"> </w:t>
+        <w:t>us-east-1</w:t>
       </w:r>
       <w:r>
         <w:rPr>
           <w:sz w:val="40"/>
           <w:szCs w:val="40"/>
         </w:rPr>
-        <w:t>19 April 2026</w:t>
+        <w:t>(N. Virginia)</w:t>
       </w:r>
     </w:p>
     <w:p>
@@ -168,24 +174,68 @@
           <w:sz w:val="40"/>
           <w:szCs w:val="40"/>
         </w:rPr>
-        <w:t>Vulnerability Title(s):</w:t>
-      </w:r>
-    </w:p>
-    <w:p>
-      <w:pPr>
-        <w:spacing w:after="0"/>
-        <w:jc w:val="center"/>
+        <w:t>Date:</w:t>
+      </w:r>
+      <w:r>
+        <w:t xml:space="preserve"> </w:t>
+      </w:r>
+      <w:r>
         <w:rPr>
           <w:sz w:val="40"/>
           <w:szCs w:val="40"/>
         </w:rPr>
-      </w:pPr>
-      <w:r>
+        <w:t>19 April 2026</w:t>
+      </w:r>
+    </w:p>
+    <w:p>
+      <w:pPr>
+        <w:spacing w:after="0"/>
+        <w:jc w:val="center"/>
         <w:rPr>
           <w:sz w:val="40"/>
           <w:szCs w:val="40"/>
         </w:rPr>
+      </w:pPr>
+      <w:r>
+        <w:rPr>
+          <w:sz w:val="40"/>
+          <w:szCs w:val="40"/>
+        </w:rPr>
+        <w:t>Vulnerability Title(s):</w:t>
+      </w:r>
+      <w:r>
+        <w:t xml:space="preserve"> </w:t>
+      </w:r>
+      <w:r>
+        <w:rPr>
+          <w:sz w:val="40"/>
+          <w:szCs w:val="40"/>
+        </w:rPr>
+        <w:t>Logic Vulnerabilities</w:t>
+      </w:r>
+    </w:p>
+    <w:p>
+      <w:pPr>
+        <w:spacing w:after="0"/>
+        <w:jc w:val="center"/>
+        <w:rPr>
+          <w:sz w:val="40"/>
+          <w:szCs w:val="40"/>
+        </w:rPr>
+      </w:pPr>
+      <w:r>
+        <w:rPr>
+          <w:sz w:val="40"/>
+          <w:szCs w:val="40"/>
+        </w:rPr>
         <w:t>Lesson - #</w:t>
+      </w:r>
+      <w:r>
+        <w:rPr>
+          <w:sz w:val="40"/>
+          <w:szCs w:val="40"/>
+        </w:rPr>
+        <w:t>8</w:t>
       </w:r>
     </w:p>
     <w:p>
@@ -216,8 +266,14 @@
         <w:t>Goal and Vulnerability Summary</w:t>
       </w:r>
     </w:p>
-    <w:p/>
-    <w:p/>
+    <w:p>
+      <w:pPr>
+        <w:jc w:val="both"/>
+      </w:pPr>
+      <w:r>
+        <w:t>The goal of Lesson #8 is to demonstrate a logic vulnerability caused by a race condition in the DVSA order workflow. In the normal design, an order should move through a controlled sequence: creation, update if still open, billing, then transition to paid. The backend should not allow conflicting operations to modify the same order at the same time. In DVSA, however, concurrent update and billing requests can interact with the same order in a timing-sensitive way, which shows weak server-side workflow protection before remediation. This matches the project description of Lesson #8 as a race-condition-based logic flaw.</w:t>
+      </w:r>
+    </w:p>
     <w:p>
       <w:pPr>
         <w:pStyle w:val="Heading1"/>
@@ -233,10 +289,80 @@
         <w:t>e</w:t>
       </w:r>
     </w:p>
-    <w:p/>
-    <w:p/>
-    <w:p/>
-    <w:p/>
+    <w:p>
+      <w:pPr>
+        <w:jc w:val="both"/>
+      </w:pPr>
+      <w:r>
+        <w:t>This works because the order workflow originally did not enforce strict state transitions strongly enough during concurrent operations. Before the fix, update and billing could both be processed in close timing against the same order. The protection logic only became visible after the order state had already advanced, returning messages such as order already paid and order already made. That means the backend was reacting too late, instead of preventing the conflicting workflow transition at the start.</w:t>
+      </w:r>
+    </w:p>
+    <w:p>
+      <w:pPr>
+        <w:spacing w:after="0"/>
+      </w:pPr>
+      <w:r>
+        <w:t>Root cause:</w:t>
+      </w:r>
+    </w:p>
+    <w:p>
+      <w:pPr>
+        <w:pStyle w:val="ListParagraph"/>
+        <w:numPr>
+          <w:ilvl w:val="0"/>
+          <w:numId w:val="13"/>
+        </w:numPr>
+        <w:spacing w:after="0"/>
+      </w:pPr>
+      <w:r>
+        <w:t>weak workflow/state validation</w:t>
+      </w:r>
+    </w:p>
+    <w:p>
+      <w:pPr>
+        <w:pStyle w:val="ListParagraph"/>
+        <w:numPr>
+          <w:ilvl w:val="0"/>
+          <w:numId w:val="13"/>
+        </w:numPr>
+        <w:spacing w:after="0"/>
+      </w:pPr>
+      <w:r>
+        <w:t>insufficient locking / conditional state enforcement</w:t>
+      </w:r>
+    </w:p>
+    <w:p>
+      <w:pPr>
+        <w:pStyle w:val="ListParagraph"/>
+        <w:numPr>
+          <w:ilvl w:val="0"/>
+          <w:numId w:val="13"/>
+        </w:numPr>
+        <w:spacing w:after="0"/>
+      </w:pPr>
+      <w:r>
+        <w:t>timing-sensitive handling of billing and update requests</w:t>
+      </w:r>
+    </w:p>
+    <w:p>
+      <w:pPr>
+        <w:pStyle w:val="ListParagraph"/>
+        <w:numPr>
+          <w:ilvl w:val="0"/>
+          <w:numId w:val="13"/>
+        </w:numPr>
+        <w:spacing w:after="0"/>
+        <w:jc w:val="both"/>
+      </w:pPr>
+      <w:proofErr w:type="gramStart"/>
+      <w:r>
+        <w:t>state</w:t>
+      </w:r>
+      <w:proofErr w:type="gramEnd"/>
+      <w:r>
+        <w:t xml:space="preserve"> change checks happening after progression rather than before it</w:t>
+      </w:r>
+    </w:p>
     <w:p>
       <w:pPr>
         <w:pStyle w:val="Heading1"/>
@@ -252,9 +378,285 @@
         <w:t>p</w:t>
       </w:r>
     </w:p>
-    <w:p/>
-    <w:p/>
-    <w:p/>
+    <w:p>
+      <w:pPr>
+        <w:spacing w:after="0"/>
+      </w:pPr>
+      <w:r>
+        <w:t>Environment used:</w:t>
+      </w:r>
+    </w:p>
+    <w:p>
+      <w:pPr>
+        <w:pStyle w:val="ListParagraph"/>
+        <w:numPr>
+          <w:ilvl w:val="0"/>
+          <w:numId w:val="14"/>
+        </w:numPr>
+        <w:spacing w:after="0"/>
+      </w:pPr>
+      <w:r>
+        <w:t>AWS region: us-east-1</w:t>
+      </w:r>
+    </w:p>
+    <w:p>
+      <w:pPr>
+        <w:pStyle w:val="ListParagraph"/>
+        <w:numPr>
+          <w:ilvl w:val="0"/>
+          <w:numId w:val="14"/>
+        </w:numPr>
+        <w:spacing w:after="0"/>
+      </w:pPr>
+      <w:r>
+        <w:t>DVSA deployed on AWS</w:t>
+      </w:r>
+    </w:p>
+    <w:p>
+      <w:pPr>
+        <w:pStyle w:val="ListParagraph"/>
+        <w:numPr>
+          <w:ilvl w:val="0"/>
+          <w:numId w:val="14"/>
+        </w:numPr>
+        <w:spacing w:after="0"/>
+      </w:pPr>
+      <w:r>
+        <w:t>API endpoint from API Gateway</w:t>
+      </w:r>
+    </w:p>
+    <w:p>
+      <w:pPr>
+        <w:pStyle w:val="ListParagraph"/>
+        <w:numPr>
+          <w:ilvl w:val="0"/>
+          <w:numId w:val="14"/>
+        </w:numPr>
+        <w:spacing w:after="0"/>
+      </w:pPr>
+      <w:r>
+        <w:t xml:space="preserve">Kali Linux terminal with curl and </w:t>
+      </w:r>
+      <w:proofErr w:type="spellStart"/>
+      <w:r>
+        <w:t>jq</w:t>
+      </w:r>
+      <w:proofErr w:type="spellEnd"/>
+    </w:p>
+    <w:p>
+      <w:pPr>
+        <w:pStyle w:val="ListParagraph"/>
+        <w:numPr>
+          <w:ilvl w:val="0"/>
+          <w:numId w:val="14"/>
+        </w:numPr>
+        <w:spacing w:after="0"/>
+      </w:pPr>
+      <w:r>
+        <w:t>valid JWT token from DVSA login</w:t>
+      </w:r>
+    </w:p>
+    <w:p>
+      <w:pPr>
+        <w:pStyle w:val="ListParagraph"/>
+        <w:numPr>
+          <w:ilvl w:val="0"/>
+          <w:numId w:val="14"/>
+        </w:numPr>
+        <w:spacing w:after="0"/>
+      </w:pPr>
+      <w:r>
+        <w:t>AWS CloudWatch for logs</w:t>
+      </w:r>
+    </w:p>
+    <w:p>
+      <w:pPr>
+        <w:pStyle w:val="ListParagraph"/>
+        <w:numPr>
+          <w:ilvl w:val="0"/>
+          <w:numId w:val="14"/>
+        </w:numPr>
+        <w:spacing w:after="0"/>
+      </w:pPr>
+      <w:r>
+        <w:t>DVSA frontend for optional order view</w:t>
+      </w:r>
+    </w:p>
+    <w:p>
+      <w:pPr>
+        <w:spacing w:after="0"/>
+      </w:pPr>
+    </w:p>
+    <w:p>
+      <w:pPr>
+        <w:spacing w:after="0"/>
+      </w:pPr>
+    </w:p>
+    <w:p>
+      <w:pPr>
+        <w:spacing w:after="0"/>
+      </w:pPr>
+    </w:p>
+    <w:p>
+      <w:pPr>
+        <w:spacing w:after="0"/>
+      </w:pPr>
+    </w:p>
+    <w:p>
+      <w:pPr>
+        <w:spacing w:after="0"/>
+      </w:pPr>
+    </w:p>
+    <w:p>
+      <w:pPr>
+        <w:spacing w:after="0"/>
+      </w:pPr>
+      <w:r>
+        <w:lastRenderedPageBreak/>
+        <w:t>AWS services involved:</w:t>
+      </w:r>
+    </w:p>
+    <w:p>
+      <w:pPr>
+        <w:numPr>
+          <w:ilvl w:val="0"/>
+          <w:numId w:val="15"/>
+        </w:numPr>
+        <w:spacing w:after="0"/>
+      </w:pPr>
+      <w:r>
+        <w:rPr>
+          <w:b/>
+          <w:bCs/>
+        </w:rPr>
+        <w:t>API Gateway</w:t>
+      </w:r>
+      <w:r>
+        <w:t xml:space="preserve">: receives /order requests </w:t>
+      </w:r>
+    </w:p>
+    <w:p>
+      <w:pPr>
+        <w:numPr>
+          <w:ilvl w:val="0"/>
+          <w:numId w:val="15"/>
+        </w:numPr>
+        <w:spacing w:after="0"/>
+      </w:pPr>
+      <w:r>
+        <w:rPr>
+          <w:b/>
+          <w:bCs/>
+        </w:rPr>
+        <w:t>Lambda</w:t>
+      </w:r>
+      <w:r>
+        <w:t xml:space="preserve">: </w:t>
+      </w:r>
+    </w:p>
+    <w:p>
+      <w:pPr>
+        <w:numPr>
+          <w:ilvl w:val="1"/>
+          <w:numId w:val="15"/>
+        </w:numPr>
+        <w:spacing w:after="0"/>
+      </w:pPr>
+      <w:r>
+        <w:t xml:space="preserve">DVSA-ORDER-MANAGER </w:t>
+      </w:r>
+    </w:p>
+    <w:p>
+      <w:pPr>
+        <w:numPr>
+          <w:ilvl w:val="1"/>
+          <w:numId w:val="15"/>
+        </w:numPr>
+        <w:spacing w:after="0"/>
+      </w:pPr>
+      <w:r>
+        <w:t xml:space="preserve">DVSA-ORDER-UPDATE </w:t>
+      </w:r>
+    </w:p>
+    <w:p>
+      <w:pPr>
+        <w:numPr>
+          <w:ilvl w:val="1"/>
+          <w:numId w:val="15"/>
+        </w:numPr>
+        <w:spacing w:after="0"/>
+      </w:pPr>
+      <w:r>
+        <w:t xml:space="preserve">DVSA-ORDER-BILLING </w:t>
+      </w:r>
+    </w:p>
+    <w:p>
+      <w:pPr>
+        <w:numPr>
+          <w:ilvl w:val="0"/>
+          <w:numId w:val="15"/>
+        </w:numPr>
+        <w:spacing w:after="0"/>
+      </w:pPr>
+      <w:r>
+        <w:rPr>
+          <w:b/>
+          <w:bCs/>
+        </w:rPr>
+        <w:t>DynamoDB</w:t>
+      </w:r>
+      <w:r>
+        <w:t xml:space="preserve">: stores order state and item list </w:t>
+      </w:r>
+    </w:p>
+    <w:p>
+      <w:pPr>
+        <w:numPr>
+          <w:ilvl w:val="0"/>
+          <w:numId w:val="15"/>
+        </w:numPr>
+        <w:spacing w:after="0"/>
+      </w:pPr>
+      <w:r>
+        <w:rPr>
+          <w:b/>
+          <w:bCs/>
+        </w:rPr>
+        <w:t>SQS</w:t>
+      </w:r>
+      <w:r>
+        <w:t xml:space="preserve">: used by billing after successful payment </w:t>
+      </w:r>
+    </w:p>
+    <w:p>
+      <w:pPr>
+        <w:spacing w:after="0"/>
+      </w:pPr>
+      <w:r>
+        <w:t>Exported variables used in Kali:</w:t>
+      </w:r>
+    </w:p>
+    <w:p>
+      <w:pPr>
+        <w:spacing w:after="0"/>
+      </w:pPr>
+      <w:r>
+        <w:t>export API="https://h3x14rchv6.execute-api.us-east-1.amazonaws.com/dvsa/order"</w:t>
+      </w:r>
+    </w:p>
+    <w:p>
+      <w:pPr>
+        <w:spacing w:after="0"/>
+      </w:pPr>
+      <w:r>
+        <w:t>export TOKEN_B="eyJraWQiOiJPQkJnV0llaFByYmVLV0orenZ2XC9PRURzeGpyNmJZSERsck1LNzVwU0lOWT0iLCJhbGciOiJSUzI1NiJ9.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.cm-iOTCCW3CM_Y4DcVRkicqzjQcOBqZ3enlKWuzOoF8e_xMYHJnepXZR68E9KUa1ac3I5tRtQLoCIgIl66Lh2YtJqM2reoH8E6AM7T_-YgghRzw_N3vaj5ZIhN2qxShLim_DuHzvB20mVvHXbaUNt8gbtMEEB2QenptqZ3yBhn1PoO0MCQEleQsKv6RvHZoXRx13eGK_NP-87VF5VKujzgNSfhnDMw8yrZxk6-BJ5fFv_SCr8f4cfLibWTs9ShFuUkOZobe31NEHhsW62cFrATU3mmQuRddVaCk58FZ6veGnGbT34eXVxV4Cmfk5pEKQgyhhNfiWokYa6K-G3PAFyg"</w:t>
+      </w:r>
+    </w:p>
+    <w:p>
+      <w:r>
+        <w:br w:type="page"/>
+      </w:r>
+    </w:p>
     <w:p>
       <w:pPr>
         <w:pStyle w:val="Heading1"/>
@@ -264,12 +666,777 @@
         </w:numPr>
       </w:pPr>
       <w:r>
+        <w:lastRenderedPageBreak/>
         <w:t>Reproduction Steps</w:t>
       </w:r>
     </w:p>
+    <w:p>
+      <w:pPr>
+        <w:rPr>
+          <w:b/>
+          <w:bCs/>
+        </w:rPr>
+      </w:pPr>
+      <w:r>
+        <w:rPr>
+          <w:b/>
+          <w:bCs/>
+        </w:rPr>
+        <w:t>Step 1 — Create a fresh order</w:t>
+      </w:r>
+    </w:p>
+    <w:p>
+      <w:pPr>
+        <w:spacing w:after="0"/>
+      </w:pPr>
+      <w:r>
+        <w:t>curl -s "$API" \</w:t>
+      </w:r>
+    </w:p>
+    <w:p>
+      <w:pPr>
+        <w:spacing w:after="0"/>
+      </w:pPr>
+      <w:r>
+        <w:t>-H "content-type: application/</w:t>
+      </w:r>
+      <w:proofErr w:type="spellStart"/>
+      <w:r>
+        <w:t>json</w:t>
+      </w:r>
+      <w:proofErr w:type="spellEnd"/>
+      <w:r>
+        <w:t>" \</w:t>
+      </w:r>
+    </w:p>
+    <w:p>
+      <w:pPr>
+        <w:spacing w:after="0"/>
+      </w:pPr>
+      <w:r>
+        <w:t>-H "authorization: $TOKEN_B" \</w:t>
+      </w:r>
+    </w:p>
+    <w:p>
+      <w:pPr>
+        <w:spacing w:after="0"/>
+      </w:pPr>
+      <w:r>
+        <w:t>--data-raw '{"</w:t>
+      </w:r>
+      <w:proofErr w:type="spellStart"/>
+      <w:r>
+        <w:t>action":"new","cart-id":"race-test","items</w:t>
+      </w:r>
+      <w:proofErr w:type="spellEnd"/>
+      <w:r>
+        <w:t xml:space="preserve">":{"1":1}}' | </w:t>
+      </w:r>
+      <w:proofErr w:type="spellStart"/>
+      <w:r>
+        <w:t>jq</w:t>
+      </w:r>
+      <w:proofErr w:type="spellEnd"/>
+    </w:p>
+    <w:p>
+      <w:pPr>
+        <w:spacing w:after="0"/>
+      </w:pPr>
+    </w:p>
+    <w:p>
+      <w:pPr>
+        <w:spacing w:after="0"/>
+        <w:rPr>
+          <w:b/>
+          <w:bCs/>
+        </w:rPr>
+      </w:pPr>
+      <w:r>
+        <w:rPr>
+          <w:b/>
+          <w:bCs/>
+        </w:rPr>
+        <w:t>Observed result:</w:t>
+      </w:r>
+    </w:p>
+    <w:p>
+      <w:pPr>
+        <w:spacing w:after="0"/>
+      </w:pPr>
+      <w:r>
+        <w:t>{</w:t>
+      </w:r>
+    </w:p>
+    <w:p>
+      <w:pPr>
+        <w:spacing w:after="0"/>
+      </w:pPr>
+      <w:r>
+        <w:t xml:space="preserve">  "status": "ok",</w:t>
+      </w:r>
+    </w:p>
+    <w:p>
+      <w:pPr>
+        <w:spacing w:after="0"/>
+      </w:pPr>
+      <w:r>
+        <w:t xml:space="preserve">  "msg": "order created",</w:t>
+      </w:r>
+    </w:p>
+    <w:p>
+      <w:pPr>
+        <w:spacing w:after="0"/>
+      </w:pPr>
+      <w:r>
+        <w:t xml:space="preserve">  "</w:t>
+      </w:r>
+      <w:proofErr w:type="gramStart"/>
+      <w:r>
+        <w:t>order</w:t>
+      </w:r>
+      <w:proofErr w:type="gramEnd"/>
+      <w:r>
+        <w:t>-id": "18920727-7ee0-4b42-a601-bfe8f8b3b568"</w:t>
+      </w:r>
+    </w:p>
+    <w:p>
+      <w:pPr>
+        <w:spacing w:after="0"/>
+      </w:pPr>
+      <w:r>
+        <w:t>}</w:t>
+      </w:r>
+    </w:p>
+    <w:p>
+      <w:pPr>
+        <w:spacing w:after="0"/>
+        <w:rPr>
+          <w:b/>
+          <w:bCs/>
+        </w:rPr>
+      </w:pPr>
+      <w:r>
+        <w:rPr>
+          <w:b/>
+          <w:bCs/>
+        </w:rPr>
+        <w:t>Then save:</w:t>
+      </w:r>
+    </w:p>
+    <w:p>
+      <w:pPr>
+        <w:spacing w:after="0"/>
+      </w:pPr>
+      <w:r>
+        <w:t>export ORDER_ID="18920727-7ee0-4b42-a601-bfe8f8b3b568"</w:t>
+      </w:r>
+    </w:p>
     <w:p/>
+    <w:p>
+      <w:pPr>
+        <w:rPr>
+          <w:b/>
+          <w:bCs/>
+        </w:rPr>
+      </w:pPr>
+      <w:r>
+        <w:rPr>
+          <w:b/>
+          <w:bCs/>
+        </w:rPr>
+        <w:t>Step 2 — Update the order</w:t>
+      </w:r>
+    </w:p>
+    <w:p>
+      <w:pPr>
+        <w:spacing w:after="0"/>
+      </w:pPr>
+      <w:r>
+        <w:t>curl -s "$API" \</w:t>
+      </w:r>
+    </w:p>
+    <w:p>
+      <w:pPr>
+        <w:spacing w:after="0"/>
+      </w:pPr>
+      <w:r>
+        <w:t>-H "content-type: application/</w:t>
+      </w:r>
+      <w:proofErr w:type="spellStart"/>
+      <w:r>
+        <w:t>json</w:t>
+      </w:r>
+      <w:proofErr w:type="spellEnd"/>
+      <w:r>
+        <w:t>" \</w:t>
+      </w:r>
+    </w:p>
+    <w:p>
+      <w:pPr>
+        <w:spacing w:after="0"/>
+      </w:pPr>
+      <w:r>
+        <w:t>-H "authorization: $TOKEN_B" \</w:t>
+      </w:r>
+    </w:p>
+    <w:p>
+      <w:pPr>
+        <w:spacing w:after="0"/>
+      </w:pPr>
+      <w:r>
+        <w:t>--data-raw '{"</w:t>
+      </w:r>
+      <w:proofErr w:type="spellStart"/>
+      <w:r>
+        <w:t>action":"update","order-id</w:t>
+      </w:r>
+      <w:proofErr w:type="spellEnd"/>
+      <w:r>
+        <w:t>":"'$</w:t>
+      </w:r>
+      <w:proofErr w:type="spellStart"/>
+      <w:r>
+        <w:t>ORDER_ID'","items</w:t>
+      </w:r>
+      <w:proofErr w:type="spellEnd"/>
+      <w:r>
+        <w:t xml:space="preserve">":{"1":1}}' | </w:t>
+      </w:r>
+      <w:proofErr w:type="spellStart"/>
+      <w:r>
+        <w:t>jq</w:t>
+      </w:r>
+      <w:proofErr w:type="spellEnd"/>
+    </w:p>
+    <w:p>
+      <w:pPr>
+        <w:spacing w:after="0"/>
+        <w:rPr>
+          <w:b/>
+          <w:bCs/>
+        </w:rPr>
+      </w:pPr>
+      <w:r>
+        <w:rPr>
+          <w:b/>
+          <w:bCs/>
+        </w:rPr>
+        <w:t>Observed result:</w:t>
+      </w:r>
+    </w:p>
+    <w:p>
+      <w:pPr>
+        <w:spacing w:after="0"/>
+      </w:pPr>
+      <w:r>
+        <w:t>{</w:t>
+      </w:r>
+    </w:p>
+    <w:p>
+      <w:pPr>
+        <w:spacing w:after="0"/>
+      </w:pPr>
+      <w:r>
+        <w:t xml:space="preserve">  "status": "ok",</w:t>
+      </w:r>
+    </w:p>
+    <w:p>
+      <w:pPr>
+        <w:spacing w:after="0"/>
+      </w:pPr>
+      <w:r>
+        <w:t xml:space="preserve">  "msg": "cart updated"</w:t>
+      </w:r>
+    </w:p>
+    <w:p>
+      <w:pPr>
+        <w:spacing w:after="0"/>
+      </w:pPr>
+      <w:r>
+        <w:t>}</w:t>
+      </w:r>
+    </w:p>
+    <w:p>
+      <w:r>
+        <w:br w:type="page"/>
+      </w:r>
+    </w:p>
     <w:p/>
-    <w:p/>
+    <w:p>
+      <w:pPr>
+        <w:rPr>
+          <w:b/>
+          <w:bCs/>
+        </w:rPr>
+      </w:pPr>
+      <w:r>
+        <w:rPr>
+          <w:b/>
+          <w:bCs/>
+        </w:rPr>
+        <w:t>Step 3 — Confirm billing works before the race</w:t>
+      </w:r>
+    </w:p>
+    <w:p>
+      <w:pPr>
+        <w:spacing w:after="0"/>
+      </w:pPr>
+      <w:r>
+        <w:t>curl -s "$API" \</w:t>
+      </w:r>
+    </w:p>
+    <w:p>
+      <w:pPr>
+        <w:spacing w:after="0"/>
+      </w:pPr>
+      <w:r>
+        <w:t>-H "content-type: application/</w:t>
+      </w:r>
+      <w:proofErr w:type="spellStart"/>
+      <w:r>
+        <w:t>json</w:t>
+      </w:r>
+      <w:proofErr w:type="spellEnd"/>
+      <w:r>
+        <w:t>" \</w:t>
+      </w:r>
+    </w:p>
+    <w:p>
+      <w:pPr>
+        <w:spacing w:after="0"/>
+      </w:pPr>
+      <w:r>
+        <w:t>-H "authorization: $TOKEN_B" \</w:t>
+      </w:r>
+    </w:p>
+    <w:p>
+      <w:pPr>
+        <w:spacing w:after="0"/>
+      </w:pPr>
+      <w:r>
+        <w:t>--data-raw '{"</w:t>
+      </w:r>
+      <w:proofErr w:type="spellStart"/>
+      <w:r>
+        <w:t>action":"billing","order-id</w:t>
+      </w:r>
+      <w:proofErr w:type="spellEnd"/>
+      <w:r>
+        <w:t xml:space="preserve">":"'$ORDER_ID'"}' | </w:t>
+      </w:r>
+      <w:proofErr w:type="spellStart"/>
+      <w:r>
+        <w:t>jq</w:t>
+      </w:r>
+      <w:proofErr w:type="spellEnd"/>
+    </w:p>
+    <w:p>
+      <w:pPr>
+        <w:spacing w:after="0"/>
+        <w:rPr>
+          <w:b/>
+          <w:bCs/>
+        </w:rPr>
+      </w:pPr>
+      <w:r>
+        <w:rPr>
+          <w:b/>
+          <w:bCs/>
+        </w:rPr>
+        <w:t>Observed result:</w:t>
+      </w:r>
+    </w:p>
+    <w:p>
+      <w:pPr>
+        <w:spacing w:after="0"/>
+      </w:pPr>
+      <w:r>
+        <w:t>{</w:t>
+      </w:r>
+    </w:p>
+    <w:p>
+      <w:pPr>
+        <w:spacing w:after="0"/>
+      </w:pPr>
+      <w:r>
+        <w:t xml:space="preserve">  "status": "ok",</w:t>
+      </w:r>
+    </w:p>
+    <w:p>
+      <w:pPr>
+        <w:spacing w:after="0"/>
+      </w:pPr>
+      <w:r>
+        <w:t xml:space="preserve">  "amount": 100,</w:t>
+      </w:r>
+    </w:p>
+    <w:p>
+      <w:pPr>
+        <w:spacing w:after="0"/>
+      </w:pPr>
+      <w:r>
+        <w:t xml:space="preserve">  "token": "</w:t>
+      </w:r>
+      <w:proofErr w:type="spellStart"/>
+      <w:r>
+        <w:t>TZPeHUvNMknb</w:t>
+      </w:r>
+      <w:proofErr w:type="spellEnd"/>
+      <w:r>
+        <w:t>",</w:t>
+      </w:r>
+    </w:p>
+    <w:p>
+      <w:pPr>
+        <w:spacing w:after="0"/>
+      </w:pPr>
+      <w:r>
+        <w:t xml:space="preserve">  "missing": {}</w:t>
+      </w:r>
+    </w:p>
+    <w:p>
+      <w:pPr>
+        <w:spacing w:after="0"/>
+      </w:pPr>
+      <w:r>
+        <w:t>}</w:t>
+      </w:r>
+    </w:p>
+    <w:p>
+      <w:pPr>
+        <w:spacing w:after="0"/>
+        <w:rPr>
+          <w:b/>
+          <w:bCs/>
+        </w:rPr>
+      </w:pPr>
+      <w:r>
+        <w:rPr>
+          <w:b/>
+          <w:bCs/>
+        </w:rPr>
+        <w:t xml:space="preserve">Step 4 — Trigger the race condition before </w:t>
+      </w:r>
+      <w:proofErr w:type="gramStart"/>
+      <w:r>
+        <w:rPr>
+          <w:b/>
+          <w:bCs/>
+        </w:rPr>
+        <w:t>fix</w:t>
+      </w:r>
+      <w:proofErr w:type="gramEnd"/>
+    </w:p>
+    <w:p>
+      <w:pPr>
+        <w:spacing w:after="0"/>
+      </w:pPr>
+      <w:r>
+        <w:t xml:space="preserve">for </w:t>
+      </w:r>
+      <w:proofErr w:type="spellStart"/>
+      <w:r>
+        <w:t>i</w:t>
+      </w:r>
+      <w:proofErr w:type="spellEnd"/>
+      <w:r>
+        <w:t xml:space="preserve"> in {1..5}; do</w:t>
+      </w:r>
+    </w:p>
+    <w:p>
+      <w:pPr>
+        <w:spacing w:after="0"/>
+      </w:pPr>
+      <w:r>
+        <w:t>(</w:t>
+      </w:r>
+    </w:p>
+    <w:p>
+      <w:pPr>
+        <w:spacing w:after="0"/>
+      </w:pPr>
+      <w:r>
+        <w:t>curl -s "$API" -H "content-type: application/</w:t>
+      </w:r>
+      <w:proofErr w:type="spellStart"/>
+      <w:r>
+        <w:t>json</w:t>
+      </w:r>
+      <w:proofErr w:type="spellEnd"/>
+      <w:r>
+        <w:t>" -H "authorization: $TOKEN_B" \</w:t>
+      </w:r>
+    </w:p>
+    <w:p>
+      <w:pPr>
+        <w:spacing w:after="0"/>
+      </w:pPr>
+      <w:r>
+        <w:t>--data-raw '{"</w:t>
+      </w:r>
+      <w:proofErr w:type="spellStart"/>
+      <w:r>
+        <w:t>action":"billing","order-id</w:t>
+      </w:r>
+      <w:proofErr w:type="spellEnd"/>
+      <w:r>
+        <w:t>":"'$ORDER_ID'"}' &amp;</w:t>
+      </w:r>
+    </w:p>
+    <w:p>
+      <w:pPr>
+        <w:spacing w:after="0"/>
+      </w:pPr>
+    </w:p>
+    <w:p>
+      <w:pPr>
+        <w:spacing w:after="0"/>
+      </w:pPr>
+      <w:r>
+        <w:t>curl -s "$API" -H "content-type: application/</w:t>
+      </w:r>
+      <w:proofErr w:type="spellStart"/>
+      <w:r>
+        <w:t>json</w:t>
+      </w:r>
+      <w:proofErr w:type="spellEnd"/>
+      <w:r>
+        <w:t>" -H "authorization: $TOKEN_B" \</w:t>
+      </w:r>
+    </w:p>
+    <w:p>
+      <w:pPr>
+        <w:spacing w:after="0"/>
+      </w:pPr>
+      <w:r>
+        <w:t>--data-raw '{"</w:t>
+      </w:r>
+      <w:proofErr w:type="spellStart"/>
+      <w:r>
+        <w:t>action":"update","order-id</w:t>
+      </w:r>
+      <w:proofErr w:type="spellEnd"/>
+      <w:r>
+        <w:t>":"'$</w:t>
+      </w:r>
+      <w:proofErr w:type="spellStart"/>
+      <w:r>
+        <w:t>ORDER_ID'","items</w:t>
+      </w:r>
+      <w:proofErr w:type="spellEnd"/>
+      <w:r>
+        <w:t>":{"1":1}}'</w:t>
+      </w:r>
+    </w:p>
+    <w:p>
+      <w:pPr>
+        <w:spacing w:after="0"/>
+      </w:pPr>
+      <w:r>
+        <w:t>)</w:t>
+      </w:r>
+    </w:p>
+    <w:p>
+      <w:pPr>
+        <w:spacing w:after="0"/>
+      </w:pPr>
+      <w:r>
+        <w:t>D</w:t>
+      </w:r>
+      <w:r>
+        <w:t>one</w:t>
+      </w:r>
+    </w:p>
+    <w:p>
+      <w:pPr>
+        <w:spacing w:after="0"/>
+      </w:pPr>
+    </w:p>
+    <w:p>
+      <w:pPr>
+        <w:spacing w:after="0"/>
+      </w:pPr>
+      <w:r>
+        <w:rPr>
+          <w:b/>
+          <w:bCs/>
+        </w:rPr>
+        <w:t>Observed result before fix:</w:t>
+      </w:r>
+    </w:p>
+    <w:p>
+      <w:pPr>
+        <w:spacing w:after="0"/>
+      </w:pPr>
+      <w:r>
+        <w:t>{"</w:t>
+      </w:r>
+      <w:proofErr w:type="spellStart"/>
+      <w:r>
+        <w:t>status":"err","msg":"order</w:t>
+      </w:r>
+      <w:proofErr w:type="spellEnd"/>
+      <w:r>
+        <w:t xml:space="preserve"> already paid"}</w:t>
+      </w:r>
+    </w:p>
+    <w:p>
+      <w:pPr>
+        <w:spacing w:after="0"/>
+      </w:pPr>
+      <w:r>
+        <w:t>{"</w:t>
+      </w:r>
+      <w:proofErr w:type="spellStart"/>
+      <w:r>
+        <w:t>status":"err","msg":"order</w:t>
+      </w:r>
+      <w:proofErr w:type="spellEnd"/>
+      <w:r>
+        <w:t xml:space="preserve"> already paid"}</w:t>
+      </w:r>
+    </w:p>
+    <w:p>
+      <w:pPr>
+        <w:spacing w:after="0"/>
+      </w:pPr>
+      <w:r>
+        <w:t>{"</w:t>
+      </w:r>
+      <w:proofErr w:type="spellStart"/>
+      <w:r>
+        <w:t>status":"err","msg":"order</w:t>
+      </w:r>
+      <w:proofErr w:type="spellEnd"/>
+      <w:r>
+        <w:t xml:space="preserve"> already made"}</w:t>
+      </w:r>
+    </w:p>
+    <w:p>
+      <w:pPr>
+        <w:spacing w:after="0"/>
+      </w:pPr>
+      <w:r>
+        <w:t>{"</w:t>
+      </w:r>
+      <w:proofErr w:type="spellStart"/>
+      <w:r>
+        <w:t>status":"err","msg":"order</w:t>
+      </w:r>
+      <w:proofErr w:type="spellEnd"/>
+      <w:r>
+        <w:t xml:space="preserve"> already paid"}</w:t>
+      </w:r>
+    </w:p>
+    <w:p>
+      <w:pPr>
+        <w:spacing w:after="0"/>
+      </w:pPr>
+      <w:r>
+        <w:t>{"</w:t>
+      </w:r>
+      <w:proofErr w:type="spellStart"/>
+      <w:r>
+        <w:t>status":"err","msg":"order</w:t>
+      </w:r>
+      <w:proofErr w:type="spellEnd"/>
+      <w:r>
+        <w:t xml:space="preserve"> already made"}</w:t>
+      </w:r>
+    </w:p>
+    <w:p>
+      <w:pPr>
+        <w:spacing w:after="0"/>
+      </w:pPr>
+      <w:r>
+        <w:t>{"</w:t>
+      </w:r>
+      <w:proofErr w:type="spellStart"/>
+      <w:r>
+        <w:t>status":"err","msg":"order</w:t>
+      </w:r>
+      <w:proofErr w:type="spellEnd"/>
+      <w:r>
+        <w:t xml:space="preserve"> already made"}</w:t>
+      </w:r>
+    </w:p>
+    <w:p>
+      <w:pPr>
+        <w:spacing w:after="0"/>
+      </w:pPr>
+      <w:r>
+        <w:t>{"</w:t>
+      </w:r>
+      <w:proofErr w:type="spellStart"/>
+      <w:r>
+        <w:t>status":"err","msg":"order</w:t>
+      </w:r>
+      <w:proofErr w:type="spellEnd"/>
+      <w:r>
+        <w:t xml:space="preserve"> already made"}</w:t>
+      </w:r>
+    </w:p>
+    <w:p>
+      <w:pPr>
+        <w:spacing w:after="0"/>
+      </w:pPr>
+      <w:r>
+        <w:t>{"</w:t>
+      </w:r>
+      <w:proofErr w:type="spellStart"/>
+      <w:r>
+        <w:t>status":"err","msg":"order</w:t>
+      </w:r>
+      <w:proofErr w:type="spellEnd"/>
+      <w:r>
+        <w:t xml:space="preserve"> already paid"}</w:t>
+      </w:r>
+    </w:p>
+    <w:p>
+      <w:pPr>
+        <w:spacing w:after="0"/>
+      </w:pPr>
+      <w:r>
+        <w:t>{"</w:t>
+      </w:r>
+      <w:proofErr w:type="spellStart"/>
+      <w:r>
+        <w:t>status":"err","msg":"order</w:t>
+      </w:r>
+      <w:proofErr w:type="spellEnd"/>
+      <w:r>
+        <w:t xml:space="preserve"> already made"}</w:t>
+      </w:r>
+    </w:p>
+    <w:p>
+      <w:pPr>
+        <w:spacing w:after="0"/>
+      </w:pPr>
+      <w:r>
+        <w:t>{"</w:t>
+      </w:r>
+      <w:proofErr w:type="spellStart"/>
+      <w:r>
+        <w:t>status":"err","msg":"order</w:t>
+      </w:r>
+      <w:proofErr w:type="spellEnd"/>
+      <w:r>
+        <w:t xml:space="preserve"> already paid"}</w:t>
+      </w:r>
+    </w:p>
+    <w:p>
+      <w:pPr>
+        <w:spacing w:after="0"/>
+      </w:pPr>
+    </w:p>
+    <w:p>
+      <w:pPr>
+        <w:spacing w:after="0"/>
+      </w:pPr>
+      <w:r>
+        <w:t>This shows the order reached a changed state during the concurrent workflow and later requests were rejected only after that progression had happened.</w:t>
+      </w:r>
+    </w:p>
     <w:p>
       <w:pPr>
         <w:pStyle w:val="Heading1"/>
@@ -279,11 +1446,598 @@
         </w:numPr>
       </w:pPr>
       <w:r>
+        <w:lastRenderedPageBreak/>
         <w:t>Evidence and Proof</w:t>
       </w:r>
     </w:p>
+    <w:p>
+      <w:pPr>
+        <w:spacing w:after="0"/>
+      </w:pPr>
+      <w:r>
+        <w:t>The vulnerability evidence is the timing-sensitive behavior across the same order lifecycle:</w:t>
+      </w:r>
+    </w:p>
+    <w:p>
+      <w:pPr>
+        <w:pStyle w:val="ListParagraph"/>
+        <w:numPr>
+          <w:ilvl w:val="0"/>
+          <w:numId w:val="16"/>
+        </w:numPr>
+        <w:spacing w:after="0"/>
+      </w:pPr>
+      <w:r>
+        <w:t>the order was successfully created</w:t>
+      </w:r>
+    </w:p>
+    <w:p>
+      <w:pPr>
+        <w:pStyle w:val="ListParagraph"/>
+        <w:numPr>
+          <w:ilvl w:val="0"/>
+          <w:numId w:val="16"/>
+        </w:numPr>
+        <w:spacing w:after="0"/>
+      </w:pPr>
+      <w:r>
+        <w:t>the order was successfully updated</w:t>
+      </w:r>
+    </w:p>
+    <w:p>
+      <w:pPr>
+        <w:pStyle w:val="ListParagraph"/>
+        <w:numPr>
+          <w:ilvl w:val="0"/>
+          <w:numId w:val="16"/>
+        </w:numPr>
+        <w:spacing w:after="0"/>
+      </w:pPr>
+      <w:r>
+        <w:t>billing succeeded</w:t>
+      </w:r>
+    </w:p>
+    <w:p>
+      <w:pPr>
+        <w:pStyle w:val="ListParagraph"/>
+        <w:numPr>
+          <w:ilvl w:val="0"/>
+          <w:numId w:val="16"/>
+        </w:numPr>
+        <w:spacing w:after="0"/>
+      </w:pPr>
+      <w:r>
+        <w:t>then concurrent replay attempts showed mixed state-based rejections like:</w:t>
+      </w:r>
+    </w:p>
+    <w:p>
+      <w:pPr>
+        <w:pStyle w:val="ListParagraph"/>
+        <w:numPr>
+          <w:ilvl w:val="1"/>
+          <w:numId w:val="16"/>
+        </w:numPr>
+        <w:spacing w:after="0"/>
+      </w:pPr>
+      <w:r>
+        <w:t>order already paid</w:t>
+      </w:r>
+    </w:p>
+    <w:p>
+      <w:pPr>
+        <w:pStyle w:val="ListParagraph"/>
+        <w:numPr>
+          <w:ilvl w:val="1"/>
+          <w:numId w:val="16"/>
+        </w:numPr>
+        <w:spacing w:after="0"/>
+      </w:pPr>
+      <w:r>
+        <w:t>order already made</w:t>
+      </w:r>
+    </w:p>
+    <w:p>
+      <w:pPr>
+        <w:spacing w:after="0"/>
+      </w:pPr>
+      <w:r>
+        <w:t>This proves the application accepted sensitive workflow operations and only later enforced the state boundary. That is consistent with a logic flaw in order sequencing.</w:t>
+      </w:r>
+    </w:p>
+    <w:p>
+      <w:pPr>
+        <w:spacing w:after="0"/>
+      </w:pPr>
+    </w:p>
+    <w:p>
+      <w:pPr>
+        <w:keepNext/>
+        <w:spacing w:after="0"/>
+      </w:pPr>
+      <w:r>
+        <w:rPr>
+          <w:noProof/>
+        </w:rPr>
+        <w:drawing>
+          <wp:inline distT="0" distB="0" distL="0" distR="0" wp14:anchorId="2659D7EA" wp14:editId="38DF317B">
+            <wp:extent cx="5943600" cy="2289748"/>
+            <wp:effectExtent l="0" t="0" r="0" b="0"/>
+            <wp:docPr id="774548939" name="Picture 1"/>
+            <wp:cNvGraphicFramePr>
+              <a:graphicFrameLocks xmlns:a="http://schemas.openxmlformats.org/drawingml/2006/main" noChangeAspect="1"/>
+            </wp:cNvGraphicFramePr>
+            <a:graphic xmlns:a="http://schemas.openxmlformats.org/drawingml/2006/main">
+              <a:graphicData uri="http://schemas.openxmlformats.org/drawingml/2006/picture">
+                <pic:pic xmlns:pic="http://schemas.openxmlformats.org/drawingml/2006/picture">
+                  <pic:nvPicPr>
+                    <pic:cNvPr id="0" name="Picture 1"/>
+                    <pic:cNvPicPr>
+                      <a:picLocks noChangeAspect="1" noChangeArrowheads="1"/>
+                    </pic:cNvPicPr>
+                  </pic:nvPicPr>
+                  <pic:blipFill>
+                    <a:blip r:embed="rId7">
+                      <a:extLst>
+                        <a:ext uri="{28A0092B-C50C-407E-A947-70E740481C1C}">
+                          <a14:useLocalDpi xmlns:a14="http://schemas.microsoft.com/office/drawing/2010/main" val="0"/>
+                        </a:ext>
+                      </a:extLst>
+                    </a:blip>
+                    <a:srcRect/>
+                    <a:stretch>
+                      <a:fillRect/>
+                    </a:stretch>
+                  </pic:blipFill>
+                  <pic:spPr bwMode="auto">
+                    <a:xfrm>
+                      <a:off x="0" y="0"/>
+                      <a:ext cx="5943600" cy="2289748"/>
+                    </a:xfrm>
+                    <a:prstGeom prst="rect">
+                      <a:avLst/>
+                    </a:prstGeom>
+                    <a:noFill/>
+                    <a:ln>
+                      <a:noFill/>
+                    </a:ln>
+                  </pic:spPr>
+                </pic:pic>
+              </a:graphicData>
+            </a:graphic>
+          </wp:inline>
+        </w:drawing>
+      </w:r>
+    </w:p>
+    <w:p>
+      <w:pPr>
+        <w:pStyle w:val="Caption"/>
+        <w:jc w:val="center"/>
+        <w:rPr>
+          <w:sz w:val="24"/>
+          <w:szCs w:val="24"/>
+        </w:rPr>
+      </w:pPr>
+      <w:r>
+        <w:rPr>
+          <w:sz w:val="24"/>
+          <w:szCs w:val="24"/>
+        </w:rPr>
+        <w:t xml:space="preserve">Figure </w:t>
+      </w:r>
+      <w:r>
+        <w:rPr>
+          <w:sz w:val="24"/>
+          <w:szCs w:val="24"/>
+        </w:rPr>
+        <w:fldChar w:fldCharType="begin"/>
+      </w:r>
+      <w:r>
+        <w:rPr>
+          <w:sz w:val="24"/>
+          <w:szCs w:val="24"/>
+        </w:rPr>
+        <w:instrText xml:space="preserve"> SEQ Figure \* ARABIC </w:instrText>
+      </w:r>
+      <w:r>
+        <w:rPr>
+          <w:sz w:val="24"/>
+          <w:szCs w:val="24"/>
+        </w:rPr>
+        <w:fldChar w:fldCharType="separate"/>
+      </w:r>
+      <w:r>
+        <w:rPr>
+          <w:noProof/>
+          <w:sz w:val="24"/>
+          <w:szCs w:val="24"/>
+        </w:rPr>
+        <w:t>1</w:t>
+      </w:r>
+      <w:r>
+        <w:rPr>
+          <w:sz w:val="24"/>
+          <w:szCs w:val="24"/>
+        </w:rPr>
+        <w:fldChar w:fldCharType="end"/>
+      </w:r>
+      <w:r>
+        <w:rPr>
+          <w:sz w:val="24"/>
+          <w:szCs w:val="24"/>
+        </w:rPr>
+        <w:t>: Create Order</w:t>
+      </w:r>
+    </w:p>
     <w:p/>
+    <w:p>
+      <w:pPr>
+        <w:keepNext/>
+      </w:pPr>
+      <w:r>
+        <w:rPr>
+          <w:noProof/>
+        </w:rPr>
+        <w:drawing>
+          <wp:inline distT="0" distB="0" distL="0" distR="0" wp14:anchorId="0C6709D2" wp14:editId="5262E976">
+            <wp:extent cx="5943600" cy="1566530"/>
+            <wp:effectExtent l="0" t="0" r="0" b="0"/>
+            <wp:docPr id="474034198" name="Picture 2"/>
+            <wp:cNvGraphicFramePr>
+              <a:graphicFrameLocks xmlns:a="http://schemas.openxmlformats.org/drawingml/2006/main" noChangeAspect="1"/>
+            </wp:cNvGraphicFramePr>
+            <a:graphic xmlns:a="http://schemas.openxmlformats.org/drawingml/2006/main">
+              <a:graphicData uri="http://schemas.openxmlformats.org/drawingml/2006/picture">
+                <pic:pic xmlns:pic="http://schemas.openxmlformats.org/drawingml/2006/picture">
+                  <pic:nvPicPr>
+                    <pic:cNvPr id="0" name="Picture 3"/>
+                    <pic:cNvPicPr>
+                      <a:picLocks noChangeAspect="1" noChangeArrowheads="1"/>
+                    </pic:cNvPicPr>
+                  </pic:nvPicPr>
+                  <pic:blipFill>
+                    <a:blip r:embed="rId8">
+                      <a:extLst>
+                        <a:ext uri="{28A0092B-C50C-407E-A947-70E740481C1C}">
+                          <a14:useLocalDpi xmlns:a14="http://schemas.microsoft.com/office/drawing/2010/main" val="0"/>
+                        </a:ext>
+                      </a:extLst>
+                    </a:blip>
+                    <a:srcRect/>
+                    <a:stretch>
+                      <a:fillRect/>
+                    </a:stretch>
+                  </pic:blipFill>
+                  <pic:spPr bwMode="auto">
+                    <a:xfrm>
+                      <a:off x="0" y="0"/>
+                      <a:ext cx="5943600" cy="1566530"/>
+                    </a:xfrm>
+                    <a:prstGeom prst="rect">
+                      <a:avLst/>
+                    </a:prstGeom>
+                    <a:noFill/>
+                    <a:ln>
+                      <a:noFill/>
+                    </a:ln>
+                  </pic:spPr>
+                </pic:pic>
+              </a:graphicData>
+            </a:graphic>
+          </wp:inline>
+        </w:drawing>
+      </w:r>
+    </w:p>
+    <w:p>
+      <w:pPr>
+        <w:pStyle w:val="Caption"/>
+        <w:jc w:val="center"/>
+        <w:rPr>
+          <w:sz w:val="24"/>
+          <w:szCs w:val="24"/>
+        </w:rPr>
+      </w:pPr>
+      <w:r>
+        <w:rPr>
+          <w:sz w:val="24"/>
+          <w:szCs w:val="24"/>
+        </w:rPr>
+        <w:t xml:space="preserve">Figure </w:t>
+      </w:r>
+      <w:r>
+        <w:rPr>
+          <w:sz w:val="24"/>
+          <w:szCs w:val="24"/>
+        </w:rPr>
+        <w:fldChar w:fldCharType="begin"/>
+      </w:r>
+      <w:r>
+        <w:rPr>
+          <w:sz w:val="24"/>
+          <w:szCs w:val="24"/>
+        </w:rPr>
+        <w:instrText xml:space="preserve"> SEQ Figure \* ARABIC </w:instrText>
+      </w:r>
+      <w:r>
+        <w:rPr>
+          <w:sz w:val="24"/>
+          <w:szCs w:val="24"/>
+        </w:rPr>
+        <w:fldChar w:fldCharType="separate"/>
+      </w:r>
+      <w:r>
+        <w:rPr>
+          <w:noProof/>
+          <w:sz w:val="24"/>
+          <w:szCs w:val="24"/>
+        </w:rPr>
+        <w:t>2</w:t>
+      </w:r>
+      <w:r>
+        <w:rPr>
+          <w:sz w:val="24"/>
+          <w:szCs w:val="24"/>
+        </w:rPr>
+        <w:fldChar w:fldCharType="end"/>
+      </w:r>
+      <w:r>
+        <w:rPr>
+          <w:sz w:val="24"/>
+          <w:szCs w:val="24"/>
+        </w:rPr>
+        <w:t>: prepare order</w:t>
+      </w:r>
+    </w:p>
     <w:p/>
+    <w:p>
+      <w:pPr>
+        <w:keepNext/>
+      </w:pPr>
+      <w:r>
+        <w:rPr>
+          <w:noProof/>
+        </w:rPr>
+        <w:lastRenderedPageBreak/>
+        <w:drawing>
+          <wp:inline distT="0" distB="0" distL="0" distR="0" wp14:anchorId="1018971F" wp14:editId="2986BA35">
+            <wp:extent cx="5943600" cy="2133307"/>
+            <wp:effectExtent l="0" t="0" r="0" b="635"/>
+            <wp:docPr id="1763937443" name="Picture 3"/>
+            <wp:cNvGraphicFramePr>
+              <a:graphicFrameLocks xmlns:a="http://schemas.openxmlformats.org/drawingml/2006/main" noChangeAspect="1"/>
+            </wp:cNvGraphicFramePr>
+            <a:graphic xmlns:a="http://schemas.openxmlformats.org/drawingml/2006/main">
+              <a:graphicData uri="http://schemas.openxmlformats.org/drawingml/2006/picture">
+                <pic:pic xmlns:pic="http://schemas.openxmlformats.org/drawingml/2006/picture">
+                  <pic:nvPicPr>
+                    <pic:cNvPr id="0" name="Picture 5"/>
+                    <pic:cNvPicPr>
+                      <a:picLocks noChangeAspect="1" noChangeArrowheads="1"/>
+                    </pic:cNvPicPr>
+                  </pic:nvPicPr>
+                  <pic:blipFill>
+                    <a:blip r:embed="rId9">
+                      <a:extLst>
+                        <a:ext uri="{28A0092B-C50C-407E-A947-70E740481C1C}">
+                          <a14:useLocalDpi xmlns:a14="http://schemas.microsoft.com/office/drawing/2010/main" val="0"/>
+                        </a:ext>
+                      </a:extLst>
+                    </a:blip>
+                    <a:srcRect/>
+                    <a:stretch>
+                      <a:fillRect/>
+                    </a:stretch>
+                  </pic:blipFill>
+                  <pic:spPr bwMode="auto">
+                    <a:xfrm>
+                      <a:off x="0" y="0"/>
+                      <a:ext cx="5943600" cy="2133307"/>
+                    </a:xfrm>
+                    <a:prstGeom prst="rect">
+                      <a:avLst/>
+                    </a:prstGeom>
+                    <a:noFill/>
+                    <a:ln>
+                      <a:noFill/>
+                    </a:ln>
+                  </pic:spPr>
+                </pic:pic>
+              </a:graphicData>
+            </a:graphic>
+          </wp:inline>
+        </w:drawing>
+      </w:r>
+    </w:p>
+    <w:p>
+      <w:pPr>
+        <w:pStyle w:val="Caption"/>
+        <w:jc w:val="center"/>
+        <w:rPr>
+          <w:sz w:val="24"/>
+          <w:szCs w:val="24"/>
+        </w:rPr>
+      </w:pPr>
+      <w:r>
+        <w:rPr>
+          <w:sz w:val="24"/>
+          <w:szCs w:val="24"/>
+        </w:rPr>
+        <w:t xml:space="preserve">Figure </w:t>
+      </w:r>
+      <w:r>
+        <w:rPr>
+          <w:sz w:val="24"/>
+          <w:szCs w:val="24"/>
+        </w:rPr>
+        <w:fldChar w:fldCharType="begin"/>
+      </w:r>
+      <w:r>
+        <w:rPr>
+          <w:sz w:val="24"/>
+          <w:szCs w:val="24"/>
+        </w:rPr>
+        <w:instrText xml:space="preserve"> SEQ Figure \* ARABIC </w:instrText>
+      </w:r>
+      <w:r>
+        <w:rPr>
+          <w:sz w:val="24"/>
+          <w:szCs w:val="24"/>
+        </w:rPr>
+        <w:fldChar w:fldCharType="separate"/>
+      </w:r>
+      <w:r>
+        <w:rPr>
+          <w:noProof/>
+          <w:sz w:val="24"/>
+          <w:szCs w:val="24"/>
+        </w:rPr>
+        <w:t>3</w:t>
+      </w:r>
+      <w:r>
+        <w:rPr>
+          <w:sz w:val="24"/>
+          <w:szCs w:val="24"/>
+        </w:rPr>
+        <w:fldChar w:fldCharType="end"/>
+      </w:r>
+      <w:r>
+        <w:rPr>
+          <w:sz w:val="24"/>
+          <w:szCs w:val="24"/>
+        </w:rPr>
+        <w:t>: Ensure billing</w:t>
+      </w:r>
+    </w:p>
+    <w:p/>
+    <w:p>
+      <w:pPr>
+        <w:keepNext/>
+      </w:pPr>
+      <w:r>
+        <w:rPr>
+          <w:noProof/>
+        </w:rPr>
+        <w:drawing>
+          <wp:inline distT="0" distB="0" distL="0" distR="0" wp14:anchorId="2FD69659" wp14:editId="3CAC9BC5">
+            <wp:extent cx="5943600" cy="2256211"/>
+            <wp:effectExtent l="0" t="0" r="0" b="0"/>
+            <wp:docPr id="1737265285" name="Picture 4"/>
+            <wp:cNvGraphicFramePr>
+              <a:graphicFrameLocks xmlns:a="http://schemas.openxmlformats.org/drawingml/2006/main" noChangeAspect="1"/>
+            </wp:cNvGraphicFramePr>
+            <a:graphic xmlns:a="http://schemas.openxmlformats.org/drawingml/2006/main">
+              <a:graphicData uri="http://schemas.openxmlformats.org/drawingml/2006/picture">
+                <pic:pic xmlns:pic="http://schemas.openxmlformats.org/drawingml/2006/picture">
+                  <pic:nvPicPr>
+                    <pic:cNvPr id="0" name="Picture 7"/>
+                    <pic:cNvPicPr>
+                      <a:picLocks noChangeAspect="1" noChangeArrowheads="1"/>
+                    </pic:cNvPicPr>
+                  </pic:nvPicPr>
+                  <pic:blipFill>
+                    <a:blip r:embed="rId10">
+                      <a:extLst>
+                        <a:ext uri="{28A0092B-C50C-407E-A947-70E740481C1C}">
+                          <a14:useLocalDpi xmlns:a14="http://schemas.microsoft.com/office/drawing/2010/main" val="0"/>
+                        </a:ext>
+                      </a:extLst>
+                    </a:blip>
+                    <a:srcRect/>
+                    <a:stretch>
+                      <a:fillRect/>
+                    </a:stretch>
+                  </pic:blipFill>
+                  <pic:spPr bwMode="auto">
+                    <a:xfrm>
+                      <a:off x="0" y="0"/>
+                      <a:ext cx="5943600" cy="2256211"/>
+                    </a:xfrm>
+                    <a:prstGeom prst="rect">
+                      <a:avLst/>
+                    </a:prstGeom>
+                    <a:noFill/>
+                    <a:ln>
+                      <a:noFill/>
+                    </a:ln>
+                  </pic:spPr>
+                </pic:pic>
+              </a:graphicData>
+            </a:graphic>
+          </wp:inline>
+        </w:drawing>
+      </w:r>
+    </w:p>
+    <w:p>
+      <w:pPr>
+        <w:pStyle w:val="Caption"/>
+        <w:jc w:val="center"/>
+        <w:rPr>
+          <w:sz w:val="24"/>
+          <w:szCs w:val="24"/>
+        </w:rPr>
+      </w:pPr>
+      <w:r>
+        <w:rPr>
+          <w:sz w:val="24"/>
+          <w:szCs w:val="24"/>
+        </w:rPr>
+        <w:t xml:space="preserve">Figure </w:t>
+      </w:r>
+      <w:r>
+        <w:rPr>
+          <w:sz w:val="24"/>
+          <w:szCs w:val="24"/>
+        </w:rPr>
+        <w:fldChar w:fldCharType="begin"/>
+      </w:r>
+      <w:r>
+        <w:rPr>
+          <w:sz w:val="24"/>
+          <w:szCs w:val="24"/>
+        </w:rPr>
+        <w:instrText xml:space="preserve"> SEQ Figure \* ARABIC </w:instrText>
+      </w:r>
+      <w:r>
+        <w:rPr>
+          <w:sz w:val="24"/>
+          <w:szCs w:val="24"/>
+        </w:rPr>
+        <w:fldChar w:fldCharType="separate"/>
+      </w:r>
+      <w:r>
+        <w:rPr>
+          <w:noProof/>
+          <w:sz w:val="24"/>
+          <w:szCs w:val="24"/>
+        </w:rPr>
+        <w:t>4</w:t>
+      </w:r>
+      <w:r>
+        <w:rPr>
+          <w:sz w:val="24"/>
+          <w:szCs w:val="24"/>
+        </w:rPr>
+        <w:fldChar w:fldCharType="end"/>
+      </w:r>
+      <w:r>
+        <w:rPr>
+          <w:sz w:val="24"/>
+          <w:szCs w:val="24"/>
+        </w:rPr>
+        <w:t xml:space="preserve">: </w:t>
+      </w:r>
+      <w:r>
+        <w:rPr>
+          <w:sz w:val="24"/>
+          <w:szCs w:val="24"/>
+        </w:rPr>
+        <w:t>Exploit</w:t>
+      </w:r>
+    </w:p>
+    <w:p>
+      <w:r>
+        <w:br w:type="page"/>
+      </w:r>
+    </w:p>
     <w:p>
       <w:pPr>
         <w:pStyle w:val="Heading1"/>
@@ -293,10 +2047,86 @@
         </w:numPr>
       </w:pPr>
       <w:r>
+        <w:lastRenderedPageBreak/>
         <w:t>Fix Strategy / Probable Mitigation</w:t>
       </w:r>
     </w:p>
-    <w:p/>
+    <w:p>
+      <w:pPr>
+        <w:spacing w:after="0"/>
+      </w:pPr>
+      <w:r>
+        <w:t>The correct mitigation is to enforce strict server-side state transitions:</w:t>
+      </w:r>
+    </w:p>
+    <w:p>
+      <w:pPr>
+        <w:pStyle w:val="ListParagraph"/>
+        <w:numPr>
+          <w:ilvl w:val="0"/>
+          <w:numId w:val="17"/>
+        </w:numPr>
+        <w:spacing w:after="0"/>
+      </w:pPr>
+      <w:r>
+        <w:t>update must only be allowed while the order is still open</w:t>
+      </w:r>
+    </w:p>
+    <w:p>
+      <w:pPr>
+        <w:pStyle w:val="ListParagraph"/>
+        <w:numPr>
+          <w:ilvl w:val="0"/>
+          <w:numId w:val="17"/>
+        </w:numPr>
+        <w:spacing w:after="0"/>
+      </w:pPr>
+      <w:r>
+        <w:t>billing must only be allowed while the order is still open</w:t>
+      </w:r>
+    </w:p>
+    <w:p>
+      <w:pPr>
+        <w:pStyle w:val="ListParagraph"/>
+        <w:numPr>
+          <w:ilvl w:val="0"/>
+          <w:numId w:val="17"/>
+        </w:numPr>
+        <w:spacing w:after="0"/>
+      </w:pPr>
+      <w:r>
+        <w:t>once billing starts or the order becomes paid, conflicting updates must fail</w:t>
+      </w:r>
+    </w:p>
+    <w:p>
+      <w:pPr>
+        <w:pStyle w:val="ListParagraph"/>
+        <w:numPr>
+          <w:ilvl w:val="0"/>
+          <w:numId w:val="17"/>
+        </w:numPr>
+        <w:spacing w:after="0"/>
+      </w:pPr>
+      <w:r>
+        <w:t>use conditional writes in DynamoDB so the state is validated atomically</w:t>
+      </w:r>
+    </w:p>
+    <w:p>
+      <w:pPr>
+        <w:spacing w:after="0"/>
+      </w:pPr>
+      <w:r>
+        <w:t xml:space="preserve">This addresses the root cause </w:t>
+      </w:r>
+      <w:proofErr w:type="gramStart"/>
+      <w:r>
+        <w:t>by</w:t>
+      </w:r>
+      <w:proofErr w:type="gramEnd"/>
+      <w:r>
+        <w:t xml:space="preserve"> making workflow state enforcement happen at the point of update, not after the order has already moved forward.</w:t>
+      </w:r>
+    </w:p>
     <w:p/>
     <w:p>
       <w:pPr>
@@ -310,9 +2140,365 @@
         <w:t>Code / Config Changes</w:t>
       </w:r>
     </w:p>
+    <w:p>
+      <w:pPr>
+        <w:spacing w:after="0"/>
+        <w:rPr>
+          <w:b/>
+          <w:bCs/>
+        </w:rPr>
+      </w:pPr>
+      <w:r>
+        <w:rPr>
+          <w:b/>
+          <w:bCs/>
+        </w:rPr>
+        <w:t>Fixed DVSA-ORDER-UPDATE</w:t>
+      </w:r>
+    </w:p>
+    <w:p>
+      <w:pPr>
+        <w:spacing w:after="0"/>
+      </w:pPr>
+      <w:r>
+        <w:t xml:space="preserve">Main security </w:t>
+      </w:r>
+      <w:r>
+        <w:t>changes</w:t>
+      </w:r>
+      <w:r>
+        <w:t>:</w:t>
+      </w:r>
+    </w:p>
+    <w:p>
+      <w:pPr>
+        <w:pStyle w:val="ListParagraph"/>
+        <w:numPr>
+          <w:ilvl w:val="0"/>
+          <w:numId w:val="18"/>
+        </w:numPr>
+        <w:spacing w:after="0"/>
+      </w:pPr>
+      <w:r>
+        <w:t xml:space="preserve">require </w:t>
+      </w:r>
+      <w:proofErr w:type="spellStart"/>
+      <w:r>
+        <w:t>orderStatus</w:t>
+      </w:r>
+      <w:proofErr w:type="spellEnd"/>
+      <w:r>
+        <w:t xml:space="preserve"> == 100</w:t>
+      </w:r>
+    </w:p>
+    <w:p>
+      <w:pPr>
+        <w:pStyle w:val="ListParagraph"/>
+        <w:numPr>
+          <w:ilvl w:val="0"/>
+          <w:numId w:val="18"/>
+        </w:numPr>
+        <w:spacing w:after="0"/>
+      </w:pPr>
+      <w:r>
+        <w:t xml:space="preserve">use </w:t>
+      </w:r>
+      <w:proofErr w:type="spellStart"/>
+      <w:r>
+        <w:t>ConditionExpression</w:t>
+      </w:r>
+      <w:proofErr w:type="spellEnd"/>
+      <w:r>
+        <w:t>='</w:t>
+      </w:r>
+      <w:proofErr w:type="spellStart"/>
+      <w:r>
+        <w:t>orderStatus</w:t>
+      </w:r>
+      <w:proofErr w:type="spellEnd"/>
+      <w:r>
+        <w:t xml:space="preserve"> = :</w:t>
+      </w:r>
+      <w:proofErr w:type="spellStart"/>
+      <w:r>
+        <w:t>expectedStatus</w:t>
+      </w:r>
+      <w:proofErr w:type="spellEnd"/>
+      <w:r>
+        <w:t>'</w:t>
+      </w:r>
+    </w:p>
+    <w:p>
+      <w:pPr>
+        <w:pStyle w:val="ListParagraph"/>
+        <w:numPr>
+          <w:ilvl w:val="0"/>
+          <w:numId w:val="18"/>
+        </w:numPr>
+        <w:spacing w:after="0"/>
+      </w:pPr>
+      <w:r>
+        <w:t>reject invalid transitions with invalid state transition</w:t>
+      </w:r>
+    </w:p>
+    <w:p>
+      <w:pPr>
+        <w:spacing w:after="0"/>
+      </w:pPr>
+      <w:r>
+        <w:rPr>
+          <w:b/>
+          <w:bCs/>
+        </w:rPr>
+        <w:t>Key logic:</w:t>
+      </w:r>
+    </w:p>
+    <w:p>
+      <w:pPr>
+        <w:spacing w:after="0"/>
+      </w:pPr>
+      <w:r>
+        <w:t xml:space="preserve">if </w:t>
+      </w:r>
+      <w:proofErr w:type="spellStart"/>
+      <w:r>
+        <w:t>current_status</w:t>
+      </w:r>
+      <w:proofErr w:type="spellEnd"/>
+      <w:r>
+        <w:t xml:space="preserve"> != 100:</w:t>
+      </w:r>
+    </w:p>
+    <w:p>
+      <w:pPr>
+        <w:spacing w:after="0"/>
+      </w:pPr>
+      <w:r>
+        <w:t xml:space="preserve">    return {"status": "err", "msg": "invalid state transition"}</w:t>
+      </w:r>
+    </w:p>
+    <w:p>
+      <w:pPr>
+        <w:spacing w:after="0"/>
+      </w:pPr>
+    </w:p>
+    <w:p>
+      <w:pPr>
+        <w:spacing w:after="0"/>
+      </w:pPr>
+      <w:r>
+        <w:rPr>
+          <w:b/>
+          <w:bCs/>
+        </w:rPr>
+        <w:t>And in the DynamoDB update:</w:t>
+      </w:r>
+    </w:p>
+    <w:p>
+      <w:pPr>
+        <w:spacing w:after="0"/>
+      </w:pPr>
+      <w:proofErr w:type="spellStart"/>
+      <w:r>
+        <w:t>ConditionExpression</w:t>
+      </w:r>
+      <w:proofErr w:type="spellEnd"/>
+      <w:r>
+        <w:t>='</w:t>
+      </w:r>
+      <w:proofErr w:type="spellStart"/>
+      <w:r>
+        <w:t>orderStatus</w:t>
+      </w:r>
+      <w:proofErr w:type="spellEnd"/>
+      <w:r>
+        <w:t xml:space="preserve"> = :</w:t>
+      </w:r>
+      <w:proofErr w:type="spellStart"/>
+      <w:r>
+        <w:t>expectedStatus</w:t>
+      </w:r>
+      <w:proofErr w:type="spellEnd"/>
+      <w:r>
+        <w:t>'</w:t>
+      </w:r>
+    </w:p>
     <w:p/>
     <w:p/>
     <w:p/>
+    <w:p>
+      <w:pPr>
+        <w:rPr>
+          <w:b/>
+          <w:bCs/>
+        </w:rPr>
+      </w:pPr>
+      <w:r>
+        <w:rPr>
+          <w:b/>
+          <w:bCs/>
+        </w:rPr>
+        <w:t>Fixed DVSA-ORDER-BILLING</w:t>
+      </w:r>
+    </w:p>
+    <w:p>
+      <w:pPr>
+        <w:spacing w:after="0"/>
+      </w:pPr>
+      <w:r>
+        <w:t xml:space="preserve">Main security </w:t>
+      </w:r>
+      <w:proofErr w:type="gramStart"/>
+      <w:r>
+        <w:t>change</w:t>
+      </w:r>
+      <w:proofErr w:type="gramEnd"/>
+      <w:r>
+        <w:t>:</w:t>
+      </w:r>
+    </w:p>
+    <w:p>
+      <w:pPr>
+        <w:pStyle w:val="ListParagraph"/>
+        <w:numPr>
+          <w:ilvl w:val="0"/>
+          <w:numId w:val="19"/>
+        </w:numPr>
+        <w:spacing w:after="0"/>
+      </w:pPr>
+      <w:r>
+        <w:t xml:space="preserve">require </w:t>
+      </w:r>
+      <w:proofErr w:type="spellStart"/>
+      <w:r>
+        <w:t>orderStatus</w:t>
+      </w:r>
+      <w:proofErr w:type="spellEnd"/>
+      <w:r>
+        <w:t xml:space="preserve"> == 100 before billing</w:t>
+      </w:r>
+    </w:p>
+    <w:p>
+      <w:pPr>
+        <w:pStyle w:val="ListParagraph"/>
+        <w:numPr>
+          <w:ilvl w:val="0"/>
+          <w:numId w:val="19"/>
+        </w:numPr>
+        <w:spacing w:after="0"/>
+      </w:pPr>
+      <w:r>
+        <w:t>use a conditional DynamoDB update to ensure the order is still open at commit time</w:t>
+      </w:r>
+    </w:p>
+    <w:p>
+      <w:pPr>
+        <w:pStyle w:val="ListParagraph"/>
+        <w:numPr>
+          <w:ilvl w:val="0"/>
+          <w:numId w:val="19"/>
+        </w:numPr>
+        <w:spacing w:after="0"/>
+      </w:pPr>
+      <w:r>
+        <w:t>reject conflicting transitions with invalid state transition</w:t>
+      </w:r>
+    </w:p>
+    <w:p>
+      <w:pPr>
+        <w:spacing w:after="0"/>
+        <w:rPr>
+          <w:b/>
+          <w:bCs/>
+        </w:rPr>
+      </w:pPr>
+      <w:r>
+        <w:rPr>
+          <w:b/>
+          <w:bCs/>
+        </w:rPr>
+        <w:t>Key logic:</w:t>
+      </w:r>
+    </w:p>
+    <w:p>
+      <w:pPr>
+        <w:spacing w:after="0"/>
+      </w:pPr>
+      <w:r>
+        <w:t>if status != 100:</w:t>
+      </w:r>
+    </w:p>
+    <w:p>
+      <w:pPr>
+        <w:spacing w:after="0"/>
+      </w:pPr>
+      <w:r>
+        <w:t xml:space="preserve">    return {"status": "err", "msg": "invalid state transition"}</w:t>
+      </w:r>
+    </w:p>
+    <w:p>
+      <w:pPr>
+        <w:spacing w:after="0"/>
+      </w:pPr>
+    </w:p>
+    <w:p>
+      <w:pPr>
+        <w:spacing w:after="0"/>
+        <w:rPr>
+          <w:b/>
+          <w:bCs/>
+        </w:rPr>
+      </w:pPr>
+      <w:r>
+        <w:rPr>
+          <w:b/>
+          <w:bCs/>
+        </w:rPr>
+        <w:t>And in the DynamoDB update:</w:t>
+      </w:r>
+    </w:p>
+    <w:p>
+      <w:pPr>
+        <w:spacing w:after="0"/>
+      </w:pPr>
+      <w:proofErr w:type="spellStart"/>
+      <w:r>
+        <w:t>ConditionExpression</w:t>
+      </w:r>
+      <w:proofErr w:type="spellEnd"/>
+      <w:r>
+        <w:t>='</w:t>
+      </w:r>
+      <w:proofErr w:type="spellStart"/>
+      <w:r>
+        <w:t>orderStatus</w:t>
+      </w:r>
+      <w:proofErr w:type="spellEnd"/>
+      <w:r>
+        <w:t xml:space="preserve"> = :</w:t>
+      </w:r>
+      <w:proofErr w:type="spellStart"/>
+      <w:r>
+        <w:t>expectedStatus</w:t>
+      </w:r>
+      <w:proofErr w:type="spellEnd"/>
+      <w:r>
+        <w:t>'</w:t>
+      </w:r>
+    </w:p>
+    <w:p>
+      <w:pPr>
+        <w:spacing w:after="0"/>
+      </w:pPr>
+    </w:p>
+    <w:p>
+      <w:pPr>
+        <w:spacing w:after="0"/>
+      </w:pPr>
+      <w:r>
+        <w:t>These changes moved the system from weak timing-dependent checks to explicit workflow enforcement.</w:t>
+      </w:r>
+    </w:p>
     <w:p/>
     <w:p/>
     <w:p>
@@ -327,10 +2513,159 @@
         <w:t>Verification After Fix</w:t>
       </w:r>
     </w:p>
-    <w:p/>
-    <w:p/>
-    <w:p/>
-    <w:p/>
+    <w:p>
+      <w:pPr>
+        <w:keepNext/>
+        <w:spacing w:after="0"/>
+      </w:pPr>
+      <w:r>
+        <w:rPr>
+          <w:noProof/>
+        </w:rPr>
+        <w:drawing>
+          <wp:inline distT="0" distB="0" distL="0" distR="0" wp14:anchorId="2154A537" wp14:editId="4752EC32">
+            <wp:extent cx="5943600" cy="1981419"/>
+            <wp:effectExtent l="0" t="0" r="0" b="0"/>
+            <wp:docPr id="1528462350" name="Picture 5"/>
+            <wp:cNvGraphicFramePr>
+              <a:graphicFrameLocks xmlns:a="http://schemas.openxmlformats.org/drawingml/2006/main" noChangeAspect="1"/>
+            </wp:cNvGraphicFramePr>
+            <a:graphic xmlns:a="http://schemas.openxmlformats.org/drawingml/2006/main">
+              <a:graphicData uri="http://schemas.openxmlformats.org/drawingml/2006/picture">
+                <pic:pic xmlns:pic="http://schemas.openxmlformats.org/drawingml/2006/picture">
+                  <pic:nvPicPr>
+                    <pic:cNvPr id="0" name="Picture 9"/>
+                    <pic:cNvPicPr>
+                      <a:picLocks noChangeAspect="1" noChangeArrowheads="1"/>
+                    </pic:cNvPicPr>
+                  </pic:nvPicPr>
+                  <pic:blipFill>
+                    <a:blip r:embed="rId11">
+                      <a:extLst>
+                        <a:ext uri="{28A0092B-C50C-407E-A947-70E740481C1C}">
+                          <a14:useLocalDpi xmlns:a14="http://schemas.microsoft.com/office/drawing/2010/main" val="0"/>
+                        </a:ext>
+                      </a:extLst>
+                    </a:blip>
+                    <a:srcRect/>
+                    <a:stretch>
+                      <a:fillRect/>
+                    </a:stretch>
+                  </pic:blipFill>
+                  <pic:spPr bwMode="auto">
+                    <a:xfrm>
+                      <a:off x="0" y="0"/>
+                      <a:ext cx="5943600" cy="1981419"/>
+                    </a:xfrm>
+                    <a:prstGeom prst="rect">
+                      <a:avLst/>
+                    </a:prstGeom>
+                    <a:noFill/>
+                    <a:ln>
+                      <a:noFill/>
+                    </a:ln>
+                  </pic:spPr>
+                </pic:pic>
+              </a:graphicData>
+            </a:graphic>
+          </wp:inline>
+        </w:drawing>
+      </w:r>
+    </w:p>
+    <w:p>
+      <w:pPr>
+        <w:pStyle w:val="Caption"/>
+        <w:jc w:val="center"/>
+        <w:rPr>
+          <w:sz w:val="24"/>
+          <w:szCs w:val="24"/>
+        </w:rPr>
+      </w:pPr>
+      <w:r>
+        <w:rPr>
+          <w:sz w:val="24"/>
+          <w:szCs w:val="24"/>
+        </w:rPr>
+        <w:t xml:space="preserve">Figure </w:t>
+      </w:r>
+      <w:r>
+        <w:rPr>
+          <w:sz w:val="24"/>
+          <w:szCs w:val="24"/>
+        </w:rPr>
+        <w:fldChar w:fldCharType="begin"/>
+      </w:r>
+      <w:r>
+        <w:rPr>
+          <w:sz w:val="24"/>
+          <w:szCs w:val="24"/>
+        </w:rPr>
+        <w:instrText xml:space="preserve"> SEQ Figure \* ARABIC </w:instrText>
+      </w:r>
+      <w:r>
+        <w:rPr>
+          <w:sz w:val="24"/>
+          <w:szCs w:val="24"/>
+        </w:rPr>
+        <w:fldChar w:fldCharType="separate"/>
+      </w:r>
+      <w:r>
+        <w:rPr>
+          <w:noProof/>
+          <w:sz w:val="24"/>
+          <w:szCs w:val="24"/>
+        </w:rPr>
+        <w:t>5</w:t>
+      </w:r>
+      <w:r>
+        <w:rPr>
+          <w:sz w:val="24"/>
+          <w:szCs w:val="24"/>
+        </w:rPr>
+        <w:fldChar w:fldCharType="end"/>
+      </w:r>
+      <w:r>
+        <w:rPr>
+          <w:sz w:val="24"/>
+          <w:szCs w:val="24"/>
+        </w:rPr>
+        <w:t>: Exploit after fix</w:t>
+      </w:r>
+    </w:p>
+    <w:p>
+      <w:r>
+        <w:t>After the fix, conflicting requests were no longer freely accepted. Once the order state changed, later attempts were rejected with:</w:t>
+      </w:r>
+    </w:p>
+    <w:p>
+      <w:pPr>
+        <w:spacing w:after="0"/>
+      </w:pPr>
+      <w:r>
+        <w:t>{"</w:t>
+      </w:r>
+      <w:proofErr w:type="spellStart"/>
+      <w:r>
+        <w:t>status":"err","msg":"invalid</w:t>
+      </w:r>
+      <w:proofErr w:type="spellEnd"/>
+      <w:r>
+        <w:t xml:space="preserve"> state transition"}</w:t>
+      </w:r>
+    </w:p>
+    <w:p>
+      <w:pPr>
+        <w:spacing w:after="0"/>
+      </w:pPr>
+      <w:r>
+        <w:t>That confirms the server now enforces state transitions explicitly.</w:t>
+      </w:r>
+    </w:p>
+    <w:p>
+      <w:r>
+        <w:br w:type="page"/>
+      </w:r>
+    </w:p>
     <w:p>
       <w:pPr>
         <w:pStyle w:val="Heading1"/>
@@ -340,6 +2675,7 @@
         </w:numPr>
       </w:pPr>
       <w:r>
+        <w:lastRenderedPageBreak/>
         <w:t>Structured Operation and Security Analysis</w:t>
       </w:r>
     </w:p>
@@ -458,8 +2794,13 @@
           </w:tcPr>
           <w:p>
             <w:r>
-              <w:t>Normal Behavior Evi dence</w:t>
+              <w:t xml:space="preserve">Normal Behavior Evi </w:t>
             </w:r>
+            <w:proofErr w:type="spellStart"/>
+            <w:r>
+              <w:t>dence</w:t>
+            </w:r>
+            <w:proofErr w:type="spellEnd"/>
           </w:p>
         </w:tc>
         <w:tc>
@@ -471,8 +2812,13 @@
               <w:t>E</w:t>
             </w:r>
             <w:r>
-              <w:t>xploit Behavior Evi dence</w:t>
+              <w:t xml:space="preserve">xploit Behavior Evi </w:t>
             </w:r>
+            <w:proofErr w:type="spellStart"/>
+            <w:r>
+              <w:t>dence</w:t>
+            </w:r>
+            <w:proofErr w:type="spellEnd"/>
           </w:p>
         </w:tc>
       </w:tr>
@@ -484,39 +2830,59 @@
           <w:tcPr>
             <w:tcW w:w="1848" w:type="dxa"/>
           </w:tcPr>
-          <w:p/>
+          <w:p>
+            <w:r>
+              <w:t>Logic Vulnerability / Race Condition</w:t>
+            </w:r>
+          </w:p>
         </w:tc>
         <w:tc>
           <w:tcPr>
             <w:tcW w:w="1845" w:type="dxa"/>
           </w:tcPr>
-          <w:p/>
+          <w:p>
+            <w:r>
+              <w:t>An order should move through a controlled sequence. Update is only allowed while the order is open. Billing should finalize payment once and prevent conflicting concurrent transitions.</w:t>
+            </w:r>
+          </w:p>
         </w:tc>
         <w:tc>
           <w:tcPr>
             <w:tcW w:w="1848" w:type="dxa"/>
           </w:tcPr>
-          <w:p/>
+          <w:p>
+            <w:r>
+              <w:t>API requests, terminal output, Lambda workflow, DynamoDB-backed order state, CloudWatch logs</w:t>
+            </w:r>
+          </w:p>
         </w:tc>
         <w:tc>
           <w:tcPr>
             <w:tcW w:w="1848" w:type="dxa"/>
           </w:tcPr>
-          <w:p/>
+          <w:p>
+            <w:r>
+              <w:t>new returned order created, update returned cart updated, billing returned success with amount/token</w:t>
+            </w:r>
+          </w:p>
         </w:tc>
         <w:tc>
           <w:tcPr>
             <w:tcW w:w="1848" w:type="dxa"/>
           </w:tcPr>
-          <w:p/>
+          <w:p>
+            <w:r>
+              <w:t>Concurrent requests produced timing-sensitive state responses such as order already paid and order already made, showing weak sequencing before fix</w:t>
+            </w:r>
+          </w:p>
         </w:tc>
       </w:tr>
     </w:tbl>
     <w:p/>
     <w:p>
-      <w:pPr>
-        <w:jc w:val="center"/>
-      </w:pPr>
+      <w:r>
+        <w:br w:type="page"/>
+      </w:r>
     </w:p>
     <w:p>
       <w:pPr>
@@ -533,6 +2899,7 @@
           <w:sz w:val="24"/>
           <w:szCs w:val="24"/>
         </w:rPr>
+        <w:lastRenderedPageBreak/>
         <w:t xml:space="preserve">Table </w:t>
       </w:r>
       <w:r>
@@ -587,11 +2954,11 @@
       </w:tblPr>
       <w:tblGrid>
         <w:gridCol w:w="1503"/>
-        <w:gridCol w:w="1501"/>
-        <w:gridCol w:w="1503"/>
-        <w:gridCol w:w="1503"/>
-        <w:gridCol w:w="1503"/>
-        <w:gridCol w:w="1739"/>
+        <w:gridCol w:w="1547"/>
+        <w:gridCol w:w="1494"/>
+        <w:gridCol w:w="1500"/>
+        <w:gridCol w:w="1498"/>
+        <w:gridCol w:w="1710"/>
       </w:tblGrid>
       <w:tr>
         <w:tc>
@@ -658,7 +3025,15 @@
           </w:tcPr>
           <w:p>
             <w:r>
-              <w:t>Optional Latency Be fore / After Logging</w:t>
+              <w:t xml:space="preserve">Optional Latency </w:t>
+            </w:r>
+            <w:proofErr w:type="spellStart"/>
+            <w:r>
+              <w:t>Be fore</w:t>
+            </w:r>
+            <w:proofErr w:type="spellEnd"/>
+            <w:r>
+              <w:t xml:space="preserve"> / After Logging</w:t>
             </w:r>
           </w:p>
         </w:tc>
@@ -668,43 +3043,72 @@
           <w:tcPr>
             <w:tcW w:w="1503" w:type="dxa"/>
           </w:tcPr>
-          <w:p/>
+          <w:p>
+            <w:r>
+              <w:t>Logic Vulnerability / Race Condition</w:t>
+            </w:r>
+          </w:p>
         </w:tc>
         <w:tc>
           <w:tcPr>
             <w:tcW w:w="1501" w:type="dxa"/>
           </w:tcPr>
-          <w:p/>
+          <w:p>
+            <w:r>
+              <w:t>The backend allowed competing workflow operations to interact with the same order before strict state enforcement occurred. The system reacted after state progression instead of preventing invalid transitions at the start.</w:t>
+            </w:r>
+          </w:p>
         </w:tc>
         <w:tc>
           <w:tcPr>
             <w:tcW w:w="1503" w:type="dxa"/>
           </w:tcPr>
-          <w:p/>
+          <w:p>
+            <w:r>
+              <w:t>Intentional misuse / security-relevant abuse</w:t>
+            </w:r>
+          </w:p>
         </w:tc>
         <w:tc>
           <w:tcPr>
             <w:tcW w:w="1503" w:type="dxa"/>
           </w:tcPr>
-          <w:p/>
+          <w:p>
+            <w:r>
+              <w:t xml:space="preserve">Added strict </w:t>
+            </w:r>
+            <w:proofErr w:type="spellStart"/>
+            <w:r>
+              <w:t>orderStatus</w:t>
+            </w:r>
+            <w:proofErr w:type="spellEnd"/>
+            <w:r>
+              <w:t xml:space="preserve"> == 100 checks and DynamoDB conditional updates in DVSA-ORDER-UPDATE and DVSA-ORDER-BILLING</w:t>
+            </w:r>
+          </w:p>
         </w:tc>
         <w:tc>
           <w:tcPr>
             <w:tcW w:w="1503" w:type="dxa"/>
           </w:tcPr>
-          <w:p/>
+          <w:p>
+            <w:r>
+              <w:t>Re-running the race produced invalid state transition, showing the server now rejects conflicting requests</w:t>
+            </w:r>
+          </w:p>
         </w:tc>
         <w:tc>
           <w:tcPr>
             <w:tcW w:w="1739" w:type="dxa"/>
           </w:tcPr>
-          <w:p/>
+          <w:p>
+            <w:r>
+              <w:t>Optional</w:t>
+            </w:r>
+          </w:p>
         </w:tc>
       </w:tr>
     </w:tbl>
-    <w:p/>
-    <w:p/>
-    <w:p/>
     <w:p/>
     <w:p>
       <w:pPr>
@@ -716,6 +3120,14 @@
       </w:pPr>
       <w:r>
         <w:t>Takeaway / Lessons Learned</w:t>
+      </w:r>
+    </w:p>
+    <w:p>
+      <w:pPr>
+        <w:jc w:val="both"/>
+      </w:pPr>
+      <w:r>
+        <w:t>This lesson shows that security is not only about authentication and input validation. In serverless systems, workflow integrity is equally important. If state transitions are not enforced atomically on the server side, concurrent requests can interfere with business logic and produce security-relevant misuse. The correct design principle is to validate state transitions strictly and use conditional updates so that only one valid workflow path can succeed at a time.</w:t>
       </w:r>
     </w:p>
     <w:sectPr>
@@ -998,6 +3410,268 @@
     </w:lvl>
   </w:abstractNum>
   <w:abstractNum w:abstractNumId="3" w15:restartNumberingAfterBreak="0">
+    <w:nsid w:val="034511C2"/>
+    <w:multiLevelType w:val="hybridMultilevel"/>
+    <w:tmpl w:val="0234FC40"/>
+    <w:lvl w:ilvl="0" w:tplc="04090001">
+      <w:start w:val="1"/>
+      <w:numFmt w:val="bullet"/>
+      <w:lvlText w:val=""/>
+      <w:lvlJc w:val="left"/>
+      <w:pPr>
+        <w:ind w:left="720" w:hanging="360"/>
+      </w:pPr>
+      <w:rPr>
+        <w:rFonts w:ascii="Symbol" w:hAnsi="Symbol" w:hint="default"/>
+      </w:rPr>
+    </w:lvl>
+    <w:lvl w:ilvl="1" w:tplc="04090003" w:tentative="1">
+      <w:start w:val="1"/>
+      <w:numFmt w:val="bullet"/>
+      <w:lvlText w:val="o"/>
+      <w:lvlJc w:val="left"/>
+      <w:pPr>
+        <w:ind w:left="1440" w:hanging="360"/>
+      </w:pPr>
+      <w:rPr>
+        <w:rFonts w:ascii="Courier New" w:hAnsi="Courier New" w:cs="Courier New" w:hint="default"/>
+      </w:rPr>
+    </w:lvl>
+    <w:lvl w:ilvl="2" w:tplc="04090005" w:tentative="1">
+      <w:start w:val="1"/>
+      <w:numFmt w:val="bullet"/>
+      <w:lvlText w:val=""/>
+      <w:lvlJc w:val="left"/>
+      <w:pPr>
+        <w:ind w:left="2160" w:hanging="360"/>
+      </w:pPr>
+      <w:rPr>
+        <w:rFonts w:ascii="Wingdings" w:hAnsi="Wingdings" w:hint="default"/>
+      </w:rPr>
+    </w:lvl>
+    <w:lvl w:ilvl="3" w:tplc="04090001" w:tentative="1">
+      <w:start w:val="1"/>
+      <w:numFmt w:val="bullet"/>
+      <w:lvlText w:val=""/>
+      <w:lvlJc w:val="left"/>
+      <w:pPr>
+        <w:ind w:left="2880" w:hanging="360"/>
+      </w:pPr>
+      <w:rPr>
+        <w:rFonts w:ascii="Symbol" w:hAnsi="Symbol" w:hint="default"/>
+      </w:rPr>
+    </w:lvl>
+    <w:lvl w:ilvl="4" w:tplc="04090003" w:tentative="1">
+      <w:start w:val="1"/>
+      <w:numFmt w:val="bullet"/>
+      <w:lvlText w:val="o"/>
+      <w:lvlJc w:val="left"/>
+      <w:pPr>
+        <w:ind w:left="3600" w:hanging="360"/>
+      </w:pPr>
+      <w:rPr>
+        <w:rFonts w:ascii="Courier New" w:hAnsi="Courier New" w:cs="Courier New" w:hint="default"/>
+      </w:rPr>
+    </w:lvl>
+    <w:lvl w:ilvl="5" w:tplc="04090005" w:tentative="1">
+      <w:start w:val="1"/>
+      <w:numFmt w:val="bullet"/>
+      <w:lvlText w:val=""/>
+      <w:lvlJc w:val="left"/>
+      <w:pPr>
+        <w:ind w:left="4320" w:hanging="360"/>
+      </w:pPr>
+      <w:rPr>
+        <w:rFonts w:ascii="Wingdings" w:hAnsi="Wingdings" w:hint="default"/>
+      </w:rPr>
+    </w:lvl>
+    <w:lvl w:ilvl="6" w:tplc="04090001" w:tentative="1">
+      <w:start w:val="1"/>
+      <w:numFmt w:val="bullet"/>
+      <w:lvlText w:val=""/>
+      <w:lvlJc w:val="left"/>
+      <w:pPr>
+        <w:ind w:left="5040" w:hanging="360"/>
+      </w:pPr>
+      <w:rPr>
+        <w:rFonts w:ascii="Symbol" w:hAnsi="Symbol" w:hint="default"/>
+      </w:rPr>
+    </w:lvl>
+    <w:lvl w:ilvl="7" w:tplc="04090003" w:tentative="1">
+      <w:start w:val="1"/>
+      <w:numFmt w:val="bullet"/>
+      <w:lvlText w:val="o"/>
+      <w:lvlJc w:val="left"/>
+      <w:pPr>
+        <w:ind w:left="5760" w:hanging="360"/>
+      </w:pPr>
+      <w:rPr>
+        <w:rFonts w:ascii="Courier New" w:hAnsi="Courier New" w:cs="Courier New" w:hint="default"/>
+      </w:rPr>
+    </w:lvl>
+    <w:lvl w:ilvl="8" w:tplc="04090005" w:tentative="1">
+      <w:start w:val="1"/>
+      <w:numFmt w:val="bullet"/>
+      <w:lvlText w:val=""/>
+      <w:lvlJc w:val="left"/>
+      <w:pPr>
+        <w:ind w:left="6480" w:hanging="360"/>
+      </w:pPr>
+      <w:rPr>
+        <w:rFonts w:ascii="Wingdings" w:hAnsi="Wingdings" w:hint="default"/>
+      </w:rPr>
+    </w:lvl>
+  </w:abstractNum>
+  <w:abstractNum w:abstractNumId="4" w15:restartNumberingAfterBreak="0">
+    <w:nsid w:val="0F9444F5"/>
+    <w:multiLevelType w:val="multilevel"/>
+    <w:tmpl w:val="3F589FDA"/>
+    <w:lvl w:ilvl="0">
+      <w:start w:val="1"/>
+      <w:numFmt w:val="bullet"/>
+      <w:lvlText w:val=""/>
+      <w:lvlJc w:val="left"/>
+      <w:pPr>
+        <w:tabs>
+          <w:tab w:val="num" w:pos="720"/>
+        </w:tabs>
+        <w:ind w:left="720" w:hanging="360"/>
+      </w:pPr>
+      <w:rPr>
+        <w:rFonts w:ascii="Symbol" w:hAnsi="Symbol" w:hint="default"/>
+        <w:sz w:val="20"/>
+      </w:rPr>
+    </w:lvl>
+    <w:lvl w:ilvl="1">
+      <w:start w:val="1"/>
+      <w:numFmt w:val="bullet"/>
+      <w:lvlText w:val="o"/>
+      <w:lvlJc w:val="left"/>
+      <w:pPr>
+        <w:tabs>
+          <w:tab w:val="num" w:pos="1440"/>
+        </w:tabs>
+        <w:ind w:left="1440" w:hanging="360"/>
+      </w:pPr>
+      <w:rPr>
+        <w:rFonts w:ascii="Courier New" w:hAnsi="Courier New" w:hint="default"/>
+        <w:sz w:val="20"/>
+      </w:rPr>
+    </w:lvl>
+    <w:lvl w:ilvl="2" w:tentative="1">
+      <w:start w:val="1"/>
+      <w:numFmt w:val="bullet"/>
+      <w:lvlText w:val=""/>
+      <w:lvlJc w:val="left"/>
+      <w:pPr>
+        <w:tabs>
+          <w:tab w:val="num" w:pos="2160"/>
+        </w:tabs>
+        <w:ind w:left="2160" w:hanging="360"/>
+      </w:pPr>
+      <w:rPr>
+        <w:rFonts w:ascii="Wingdings" w:hAnsi="Wingdings" w:hint="default"/>
+        <w:sz w:val="20"/>
+      </w:rPr>
+    </w:lvl>
+    <w:lvl w:ilvl="3" w:tentative="1">
+      <w:start w:val="1"/>
+      <w:numFmt w:val="bullet"/>
+      <w:lvlText w:val=""/>
+      <w:lvlJc w:val="left"/>
+      <w:pPr>
+        <w:tabs>
+          <w:tab w:val="num" w:pos="2880"/>
+        </w:tabs>
+        <w:ind w:left="2880" w:hanging="360"/>
+      </w:pPr>
+      <w:rPr>
+        <w:rFonts w:ascii="Wingdings" w:hAnsi="Wingdings" w:hint="default"/>
+        <w:sz w:val="20"/>
+      </w:rPr>
+    </w:lvl>
+    <w:lvl w:ilvl="4" w:tentative="1">
+      <w:start w:val="1"/>
+      <w:numFmt w:val="bullet"/>
+      <w:lvlText w:val=""/>
+      <w:lvlJc w:val="left"/>
+      <w:pPr>
+        <w:tabs>
+          <w:tab w:val="num" w:pos="3600"/>
+        </w:tabs>
+        <w:ind w:left="3600" w:hanging="360"/>
+      </w:pPr>
+      <w:rPr>
+        <w:rFonts w:ascii="Wingdings" w:hAnsi="Wingdings" w:hint="default"/>
+        <w:sz w:val="20"/>
+      </w:rPr>
+    </w:lvl>
+    <w:lvl w:ilvl="5" w:tentative="1">
+      <w:start w:val="1"/>
+      <w:numFmt w:val="bullet"/>
+      <w:lvlText w:val=""/>
+      <w:lvlJc w:val="left"/>
+      <w:pPr>
+        <w:tabs>
+          <w:tab w:val="num" w:pos="4320"/>
+        </w:tabs>
+        <w:ind w:left="4320" w:hanging="360"/>
+      </w:pPr>
+      <w:rPr>
+        <w:rFonts w:ascii="Wingdings" w:hAnsi="Wingdings" w:hint="default"/>
+        <w:sz w:val="20"/>
+      </w:rPr>
+    </w:lvl>
+    <w:lvl w:ilvl="6" w:tentative="1">
+      <w:start w:val="1"/>
+      <w:numFmt w:val="bullet"/>
+      <w:lvlText w:val=""/>
+      <w:lvlJc w:val="left"/>
+      <w:pPr>
+        <w:tabs>
+          <w:tab w:val="num" w:pos="5040"/>
+        </w:tabs>
+        <w:ind w:left="5040" w:hanging="360"/>
+      </w:pPr>
+      <w:rPr>
+        <w:rFonts w:ascii="Wingdings" w:hAnsi="Wingdings" w:hint="default"/>
+        <w:sz w:val="20"/>
+      </w:rPr>
+    </w:lvl>
+    <w:lvl w:ilvl="7" w:tentative="1">
+      <w:start w:val="1"/>
+      <w:numFmt w:val="bullet"/>
+      <w:lvlText w:val=""/>
+      <w:lvlJc w:val="left"/>
+      <w:pPr>
+        <w:tabs>
+          <w:tab w:val="num" w:pos="5760"/>
+        </w:tabs>
+        <w:ind w:left="5760" w:hanging="360"/>
+      </w:pPr>
+      <w:rPr>
+        <w:rFonts w:ascii="Wingdings" w:hAnsi="Wingdings" w:hint="default"/>
+        <w:sz w:val="20"/>
+      </w:rPr>
+    </w:lvl>
+    <w:lvl w:ilvl="8" w:tentative="1">
+      <w:start w:val="1"/>
+      <w:numFmt w:val="bullet"/>
+      <w:lvlText w:val=""/>
+      <w:lvlJc w:val="left"/>
+      <w:pPr>
+        <w:tabs>
+          <w:tab w:val="num" w:pos="6480"/>
+        </w:tabs>
+        <w:ind w:left="6480" w:hanging="360"/>
+      </w:pPr>
+      <w:rPr>
+        <w:rFonts w:ascii="Wingdings" w:hAnsi="Wingdings" w:hint="default"/>
+        <w:sz w:val="20"/>
+      </w:rPr>
+    </w:lvl>
+  </w:abstractNum>
+  <w:abstractNum w:abstractNumId="5" w15:restartNumberingAfterBreak="0">
     <w:nsid w:val="22514000"/>
     <w:multiLevelType w:val="hybridMultilevel"/>
     <w:tmpl w:val="1430C1D0"/>
@@ -1086,7 +3760,7 @@
       </w:pPr>
     </w:lvl>
   </w:abstractNum>
-  <w:abstractNum w:abstractNumId="4" w15:restartNumberingAfterBreak="0">
+  <w:abstractNum w:abstractNumId="6" w15:restartNumberingAfterBreak="0">
     <w:nsid w:val="28285038"/>
     <w:multiLevelType w:val="hybridMultilevel"/>
     <w:tmpl w:val="34367130"/>
@@ -1175,7 +3849,459 @@
       </w:pPr>
     </w:lvl>
   </w:abstractNum>
-  <w:abstractNum w:abstractNumId="5" w15:restartNumberingAfterBreak="0">
+  <w:abstractNum w:abstractNumId="7" w15:restartNumberingAfterBreak="0">
+    <w:nsid w:val="469C23F5"/>
+    <w:multiLevelType w:val="hybridMultilevel"/>
+    <w:tmpl w:val="0FC66152"/>
+    <w:lvl w:ilvl="0" w:tplc="04090001">
+      <w:start w:val="1"/>
+      <w:numFmt w:val="bullet"/>
+      <w:lvlText w:val=""/>
+      <w:lvlJc w:val="left"/>
+      <w:pPr>
+        <w:ind w:left="720" w:hanging="360"/>
+      </w:pPr>
+      <w:rPr>
+        <w:rFonts w:ascii="Symbol" w:hAnsi="Symbol" w:hint="default"/>
+      </w:rPr>
+    </w:lvl>
+    <w:lvl w:ilvl="1" w:tplc="04090003">
+      <w:start w:val="1"/>
+      <w:numFmt w:val="bullet"/>
+      <w:lvlText w:val="o"/>
+      <w:lvlJc w:val="left"/>
+      <w:pPr>
+        <w:ind w:left="1440" w:hanging="360"/>
+      </w:pPr>
+      <w:rPr>
+        <w:rFonts w:ascii="Courier New" w:hAnsi="Courier New" w:cs="Courier New" w:hint="default"/>
+      </w:rPr>
+    </w:lvl>
+    <w:lvl w:ilvl="2" w:tplc="04090005" w:tentative="1">
+      <w:start w:val="1"/>
+      <w:numFmt w:val="bullet"/>
+      <w:lvlText w:val=""/>
+      <w:lvlJc w:val="left"/>
+      <w:pPr>
+        <w:ind w:left="2160" w:hanging="360"/>
+      </w:pPr>
+      <w:rPr>
+        <w:rFonts w:ascii="Wingdings" w:hAnsi="Wingdings" w:hint="default"/>
+      </w:rPr>
+    </w:lvl>
+    <w:lvl w:ilvl="3" w:tplc="04090001" w:tentative="1">
+      <w:start w:val="1"/>
+      <w:numFmt w:val="bullet"/>
+      <w:lvlText w:val=""/>
+      <w:lvlJc w:val="left"/>
+      <w:pPr>
+        <w:ind w:left="2880" w:hanging="360"/>
+      </w:pPr>
+      <w:rPr>
+        <w:rFonts w:ascii="Symbol" w:hAnsi="Symbol" w:hint="default"/>
+      </w:rPr>
+    </w:lvl>
+    <w:lvl w:ilvl="4" w:tplc="04090003" w:tentative="1">
+      <w:start w:val="1"/>
+      <w:numFmt w:val="bullet"/>
+      <w:lvlText w:val="o"/>
+      <w:lvlJc w:val="left"/>
+      <w:pPr>
+        <w:ind w:left="3600" w:hanging="360"/>
+      </w:pPr>
+      <w:rPr>
+        <w:rFonts w:ascii="Courier New" w:hAnsi="Courier New" w:cs="Courier New" w:hint="default"/>
+      </w:rPr>
+    </w:lvl>
+    <w:lvl w:ilvl="5" w:tplc="04090005" w:tentative="1">
+      <w:start w:val="1"/>
+      <w:numFmt w:val="bullet"/>
+      <w:lvlText w:val=""/>
+      <w:lvlJc w:val="left"/>
+      <w:pPr>
+        <w:ind w:left="4320" w:hanging="360"/>
+      </w:pPr>
+      <w:rPr>
+        <w:rFonts w:ascii="Wingdings" w:hAnsi="Wingdings" w:hint="default"/>
+      </w:rPr>
+    </w:lvl>
+    <w:lvl w:ilvl="6" w:tplc="04090001" w:tentative="1">
+      <w:start w:val="1"/>
+      <w:numFmt w:val="bullet"/>
+      <w:lvlText w:val=""/>
+      <w:lvlJc w:val="left"/>
+      <w:pPr>
+        <w:ind w:left="5040" w:hanging="360"/>
+      </w:pPr>
+      <w:rPr>
+        <w:rFonts w:ascii="Symbol" w:hAnsi="Symbol" w:hint="default"/>
+      </w:rPr>
+    </w:lvl>
+    <w:lvl w:ilvl="7" w:tplc="04090003" w:tentative="1">
+      <w:start w:val="1"/>
+      <w:numFmt w:val="bullet"/>
+      <w:lvlText w:val="o"/>
+      <w:lvlJc w:val="left"/>
+      <w:pPr>
+        <w:ind w:left="5760" w:hanging="360"/>
+      </w:pPr>
+      <w:rPr>
+        <w:rFonts w:ascii="Courier New" w:hAnsi="Courier New" w:cs="Courier New" w:hint="default"/>
+      </w:rPr>
+    </w:lvl>
+    <w:lvl w:ilvl="8" w:tplc="04090005" w:tentative="1">
+      <w:start w:val="1"/>
+      <w:numFmt w:val="bullet"/>
+      <w:lvlText w:val=""/>
+      <w:lvlJc w:val="left"/>
+      <w:pPr>
+        <w:ind w:left="6480" w:hanging="360"/>
+      </w:pPr>
+      <w:rPr>
+        <w:rFonts w:ascii="Wingdings" w:hAnsi="Wingdings" w:hint="default"/>
+      </w:rPr>
+    </w:lvl>
+  </w:abstractNum>
+  <w:abstractNum w:abstractNumId="8" w15:restartNumberingAfterBreak="0">
+    <w:nsid w:val="474732C7"/>
+    <w:multiLevelType w:val="hybridMultilevel"/>
+    <w:tmpl w:val="60200B98"/>
+    <w:lvl w:ilvl="0" w:tplc="04090001">
+      <w:start w:val="1"/>
+      <w:numFmt w:val="bullet"/>
+      <w:lvlText w:val=""/>
+      <w:lvlJc w:val="left"/>
+      <w:pPr>
+        <w:ind w:left="720" w:hanging="360"/>
+      </w:pPr>
+      <w:rPr>
+        <w:rFonts w:ascii="Symbol" w:hAnsi="Symbol" w:hint="default"/>
+      </w:rPr>
+    </w:lvl>
+    <w:lvl w:ilvl="1" w:tplc="04090003" w:tentative="1">
+      <w:start w:val="1"/>
+      <w:numFmt w:val="bullet"/>
+      <w:lvlText w:val="o"/>
+      <w:lvlJc w:val="left"/>
+      <w:pPr>
+        <w:ind w:left="1440" w:hanging="360"/>
+      </w:pPr>
+      <w:rPr>
+        <w:rFonts w:ascii="Courier New" w:hAnsi="Courier New" w:cs="Courier New" w:hint="default"/>
+      </w:rPr>
+    </w:lvl>
+    <w:lvl w:ilvl="2" w:tplc="04090005" w:tentative="1">
+      <w:start w:val="1"/>
+      <w:numFmt w:val="bullet"/>
+      <w:lvlText w:val=""/>
+      <w:lvlJc w:val="left"/>
+      <w:pPr>
+        <w:ind w:left="2160" w:hanging="360"/>
+      </w:pPr>
+      <w:rPr>
+        <w:rFonts w:ascii="Wingdings" w:hAnsi="Wingdings" w:hint="default"/>
+      </w:rPr>
+    </w:lvl>
+    <w:lvl w:ilvl="3" w:tplc="04090001" w:tentative="1">
+      <w:start w:val="1"/>
+      <w:numFmt w:val="bullet"/>
+      <w:lvlText w:val=""/>
+      <w:lvlJc w:val="left"/>
+      <w:pPr>
+        <w:ind w:left="2880" w:hanging="360"/>
+      </w:pPr>
+      <w:rPr>
+        <w:rFonts w:ascii="Symbol" w:hAnsi="Symbol" w:hint="default"/>
+      </w:rPr>
+    </w:lvl>
+    <w:lvl w:ilvl="4" w:tplc="04090003" w:tentative="1">
+      <w:start w:val="1"/>
+      <w:numFmt w:val="bullet"/>
+      <w:lvlText w:val="o"/>
+      <w:lvlJc w:val="left"/>
+      <w:pPr>
+        <w:ind w:left="3600" w:hanging="360"/>
+      </w:pPr>
+      <w:rPr>
+        <w:rFonts w:ascii="Courier New" w:hAnsi="Courier New" w:cs="Courier New" w:hint="default"/>
+      </w:rPr>
+    </w:lvl>
+    <w:lvl w:ilvl="5" w:tplc="04090005" w:tentative="1">
+      <w:start w:val="1"/>
+      <w:numFmt w:val="bullet"/>
+      <w:lvlText w:val=""/>
+      <w:lvlJc w:val="left"/>
+      <w:pPr>
+        <w:ind w:left="4320" w:hanging="360"/>
+      </w:pPr>
+      <w:rPr>
+        <w:rFonts w:ascii="Wingdings" w:hAnsi="Wingdings" w:hint="default"/>
+      </w:rPr>
+    </w:lvl>
+    <w:lvl w:ilvl="6" w:tplc="04090001" w:tentative="1">
+      <w:start w:val="1"/>
+      <w:numFmt w:val="bullet"/>
+      <w:lvlText w:val=""/>
+      <w:lvlJc w:val="left"/>
+      <w:pPr>
+        <w:ind w:left="5040" w:hanging="360"/>
+      </w:pPr>
+      <w:rPr>
+        <w:rFonts w:ascii="Symbol" w:hAnsi="Symbol" w:hint="default"/>
+      </w:rPr>
+    </w:lvl>
+    <w:lvl w:ilvl="7" w:tplc="04090003" w:tentative="1">
+      <w:start w:val="1"/>
+      <w:numFmt w:val="bullet"/>
+      <w:lvlText w:val="o"/>
+      <w:lvlJc w:val="left"/>
+      <w:pPr>
+        <w:ind w:left="5760" w:hanging="360"/>
+      </w:pPr>
+      <w:rPr>
+        <w:rFonts w:ascii="Courier New" w:hAnsi="Courier New" w:cs="Courier New" w:hint="default"/>
+      </w:rPr>
+    </w:lvl>
+    <w:lvl w:ilvl="8" w:tplc="04090005" w:tentative="1">
+      <w:start w:val="1"/>
+      <w:numFmt w:val="bullet"/>
+      <w:lvlText w:val=""/>
+      <w:lvlJc w:val="left"/>
+      <w:pPr>
+        <w:ind w:left="6480" w:hanging="360"/>
+      </w:pPr>
+      <w:rPr>
+        <w:rFonts w:ascii="Wingdings" w:hAnsi="Wingdings" w:hint="default"/>
+      </w:rPr>
+    </w:lvl>
+  </w:abstractNum>
+  <w:abstractNum w:abstractNumId="9" w15:restartNumberingAfterBreak="0">
+    <w:nsid w:val="5281645B"/>
+    <w:multiLevelType w:val="hybridMultilevel"/>
+    <w:tmpl w:val="A8A4044A"/>
+    <w:lvl w:ilvl="0" w:tplc="04090001">
+      <w:start w:val="1"/>
+      <w:numFmt w:val="bullet"/>
+      <w:lvlText w:val=""/>
+      <w:lvlJc w:val="left"/>
+      <w:pPr>
+        <w:ind w:left="720" w:hanging="360"/>
+      </w:pPr>
+      <w:rPr>
+        <w:rFonts w:ascii="Symbol" w:hAnsi="Symbol" w:hint="default"/>
+      </w:rPr>
+    </w:lvl>
+    <w:lvl w:ilvl="1" w:tplc="04090003" w:tentative="1">
+      <w:start w:val="1"/>
+      <w:numFmt w:val="bullet"/>
+      <w:lvlText w:val="o"/>
+      <w:lvlJc w:val="left"/>
+      <w:pPr>
+        <w:ind w:left="1440" w:hanging="360"/>
+      </w:pPr>
+      <w:rPr>
+        <w:rFonts w:ascii="Courier New" w:hAnsi="Courier New" w:cs="Courier New" w:hint="default"/>
+      </w:rPr>
+    </w:lvl>
+    <w:lvl w:ilvl="2" w:tplc="04090005" w:tentative="1">
+      <w:start w:val="1"/>
+      <w:numFmt w:val="bullet"/>
+      <w:lvlText w:val=""/>
+      <w:lvlJc w:val="left"/>
+      <w:pPr>
+        <w:ind w:left="2160" w:hanging="360"/>
+      </w:pPr>
+      <w:rPr>
+        <w:rFonts w:ascii="Wingdings" w:hAnsi="Wingdings" w:hint="default"/>
+      </w:rPr>
+    </w:lvl>
+    <w:lvl w:ilvl="3" w:tplc="04090001" w:tentative="1">
+      <w:start w:val="1"/>
+      <w:numFmt w:val="bullet"/>
+      <w:lvlText w:val=""/>
+      <w:lvlJc w:val="left"/>
+      <w:pPr>
+        <w:ind w:left="2880" w:hanging="360"/>
+      </w:pPr>
+      <w:rPr>
+        <w:rFonts w:ascii="Symbol" w:hAnsi="Symbol" w:hint="default"/>
+      </w:rPr>
+    </w:lvl>
+    <w:lvl w:ilvl="4" w:tplc="04090003" w:tentative="1">
+      <w:start w:val="1"/>
+      <w:numFmt w:val="bullet"/>
+      <w:lvlText w:val="o"/>
+      <w:lvlJc w:val="left"/>
+      <w:pPr>
+        <w:ind w:left="3600" w:hanging="360"/>
+      </w:pPr>
+      <w:rPr>
+        <w:rFonts w:ascii="Courier New" w:hAnsi="Courier New" w:cs="Courier New" w:hint="default"/>
+      </w:rPr>
+    </w:lvl>
+    <w:lvl w:ilvl="5" w:tplc="04090005" w:tentative="1">
+      <w:start w:val="1"/>
+      <w:numFmt w:val="bullet"/>
+      <w:lvlText w:val=""/>
+      <w:lvlJc w:val="left"/>
+      <w:pPr>
+        <w:ind w:left="4320" w:hanging="360"/>
+      </w:pPr>
+      <w:rPr>
+        <w:rFonts w:ascii="Wingdings" w:hAnsi="Wingdings" w:hint="default"/>
+      </w:rPr>
+    </w:lvl>
+    <w:lvl w:ilvl="6" w:tplc="04090001" w:tentative="1">
+      <w:start w:val="1"/>
+      <w:numFmt w:val="bullet"/>
+      <w:lvlText w:val=""/>
+      <w:lvlJc w:val="left"/>
+      <w:pPr>
+        <w:ind w:left="5040" w:hanging="360"/>
+      </w:pPr>
+      <w:rPr>
+        <w:rFonts w:ascii="Symbol" w:hAnsi="Symbol" w:hint="default"/>
+      </w:rPr>
+    </w:lvl>
+    <w:lvl w:ilvl="7" w:tplc="04090003" w:tentative="1">
+      <w:start w:val="1"/>
+      <w:numFmt w:val="bullet"/>
+      <w:lvlText w:val="o"/>
+      <w:lvlJc w:val="left"/>
+      <w:pPr>
+        <w:ind w:left="5760" w:hanging="360"/>
+      </w:pPr>
+      <w:rPr>
+        <w:rFonts w:ascii="Courier New" w:hAnsi="Courier New" w:cs="Courier New" w:hint="default"/>
+      </w:rPr>
+    </w:lvl>
+    <w:lvl w:ilvl="8" w:tplc="04090005" w:tentative="1">
+      <w:start w:val="1"/>
+      <w:numFmt w:val="bullet"/>
+      <w:lvlText w:val=""/>
+      <w:lvlJc w:val="left"/>
+      <w:pPr>
+        <w:ind w:left="6480" w:hanging="360"/>
+      </w:pPr>
+      <w:rPr>
+        <w:rFonts w:ascii="Wingdings" w:hAnsi="Wingdings" w:hint="default"/>
+      </w:rPr>
+    </w:lvl>
+  </w:abstractNum>
+  <w:abstractNum w:abstractNumId="10" w15:restartNumberingAfterBreak="0">
+    <w:nsid w:val="53A82255"/>
+    <w:multiLevelType w:val="hybridMultilevel"/>
+    <w:tmpl w:val="BD5E4516"/>
+    <w:lvl w:ilvl="0" w:tplc="04090001">
+      <w:start w:val="1"/>
+      <w:numFmt w:val="bullet"/>
+      <w:lvlText w:val=""/>
+      <w:lvlJc w:val="left"/>
+      <w:pPr>
+        <w:ind w:left="720" w:hanging="360"/>
+      </w:pPr>
+      <w:rPr>
+        <w:rFonts w:ascii="Symbol" w:hAnsi="Symbol" w:hint="default"/>
+      </w:rPr>
+    </w:lvl>
+    <w:lvl w:ilvl="1" w:tplc="04090003" w:tentative="1">
+      <w:start w:val="1"/>
+      <w:numFmt w:val="bullet"/>
+      <w:lvlText w:val="o"/>
+      <w:lvlJc w:val="left"/>
+      <w:pPr>
+        <w:ind w:left="1440" w:hanging="360"/>
+      </w:pPr>
+      <w:rPr>
+        <w:rFonts w:ascii="Courier New" w:hAnsi="Courier New" w:cs="Courier New" w:hint="default"/>
+      </w:rPr>
+    </w:lvl>
+    <w:lvl w:ilvl="2" w:tplc="04090005" w:tentative="1">
+      <w:start w:val="1"/>
+      <w:numFmt w:val="bullet"/>
+      <w:lvlText w:val=""/>
+      <w:lvlJc w:val="left"/>
+      <w:pPr>
+        <w:ind w:left="2160" w:hanging="360"/>
+      </w:pPr>
+      <w:rPr>
+        <w:rFonts w:ascii="Wingdings" w:hAnsi="Wingdings" w:hint="default"/>
+      </w:rPr>
+    </w:lvl>
+    <w:lvl w:ilvl="3" w:tplc="04090001" w:tentative="1">
+      <w:start w:val="1"/>
+      <w:numFmt w:val="bullet"/>
+      <w:lvlText w:val=""/>
+      <w:lvlJc w:val="left"/>
+      <w:pPr>
+        <w:ind w:left="2880" w:hanging="360"/>
+      </w:pPr>
+      <w:rPr>
+        <w:rFonts w:ascii="Symbol" w:hAnsi="Symbol" w:hint="default"/>
+      </w:rPr>
+    </w:lvl>
+    <w:lvl w:ilvl="4" w:tplc="04090003" w:tentative="1">
+      <w:start w:val="1"/>
+      <w:numFmt w:val="bullet"/>
+      <w:lvlText w:val="o"/>
+      <w:lvlJc w:val="left"/>
+      <w:pPr>
+        <w:ind w:left="3600" w:hanging="360"/>
+      </w:pPr>
+      <w:rPr>
+        <w:rFonts w:ascii="Courier New" w:hAnsi="Courier New" w:cs="Courier New" w:hint="default"/>
+      </w:rPr>
+    </w:lvl>
+    <w:lvl w:ilvl="5" w:tplc="04090005" w:tentative="1">
+      <w:start w:val="1"/>
+      <w:numFmt w:val="bullet"/>
+      <w:lvlText w:val=""/>
+      <w:lvlJc w:val="left"/>
+      <w:pPr>
+        <w:ind w:left="4320" w:hanging="360"/>
+      </w:pPr>
+      <w:rPr>
+        <w:rFonts w:ascii="Wingdings" w:hAnsi="Wingdings" w:hint="default"/>
+      </w:rPr>
+    </w:lvl>
+    <w:lvl w:ilvl="6" w:tplc="04090001" w:tentative="1">
+      <w:start w:val="1"/>
+      <w:numFmt w:val="bullet"/>
+      <w:lvlText w:val=""/>
+      <w:lvlJc w:val="left"/>
+      <w:pPr>
+        <w:ind w:left="5040" w:hanging="360"/>
+      </w:pPr>
+      <w:rPr>
+        <w:rFonts w:ascii="Symbol" w:hAnsi="Symbol" w:hint="default"/>
+      </w:rPr>
+    </w:lvl>
+    <w:lvl w:ilvl="7" w:tplc="04090003" w:tentative="1">
+      <w:start w:val="1"/>
+      <w:numFmt w:val="bullet"/>
+      <w:lvlText w:val="o"/>
+      <w:lvlJc w:val="left"/>
+      <w:pPr>
+        <w:ind w:left="5760" w:hanging="360"/>
+      </w:pPr>
+      <w:rPr>
+        <w:rFonts w:ascii="Courier New" w:hAnsi="Courier New" w:cs="Courier New" w:hint="default"/>
+      </w:rPr>
+    </w:lvl>
+    <w:lvl w:ilvl="8" w:tplc="04090005" w:tentative="1">
+      <w:start w:val="1"/>
+      <w:numFmt w:val="bullet"/>
+      <w:lvlText w:val=""/>
+      <w:lvlJc w:val="left"/>
+      <w:pPr>
+        <w:ind w:left="6480" w:hanging="360"/>
+      </w:pPr>
+      <w:rPr>
+        <w:rFonts w:ascii="Wingdings" w:hAnsi="Wingdings" w:hint="default"/>
+      </w:rPr>
+    </w:lvl>
+  </w:abstractNum>
+  <w:abstractNum w:abstractNumId="11" w15:restartNumberingAfterBreak="0">
     <w:nsid w:val="58033359"/>
     <w:multiLevelType w:val="hybridMultilevel"/>
     <w:tmpl w:val="0E263E4C"/>
@@ -1264,7 +4390,120 @@
       </w:pPr>
     </w:lvl>
   </w:abstractNum>
-  <w:abstractNum w:abstractNumId="6" w15:restartNumberingAfterBreak="0">
+  <w:abstractNum w:abstractNumId="12" w15:restartNumberingAfterBreak="0">
+    <w:nsid w:val="5F5215D1"/>
+    <w:multiLevelType w:val="hybridMultilevel"/>
+    <w:tmpl w:val="2DE29324"/>
+    <w:lvl w:ilvl="0" w:tplc="04090001">
+      <w:start w:val="1"/>
+      <w:numFmt w:val="bullet"/>
+      <w:lvlText w:val=""/>
+      <w:lvlJc w:val="left"/>
+      <w:pPr>
+        <w:ind w:left="720" w:hanging="360"/>
+      </w:pPr>
+      <w:rPr>
+        <w:rFonts w:ascii="Symbol" w:hAnsi="Symbol" w:hint="default"/>
+      </w:rPr>
+    </w:lvl>
+    <w:lvl w:ilvl="1" w:tplc="04090003" w:tentative="1">
+      <w:start w:val="1"/>
+      <w:numFmt w:val="bullet"/>
+      <w:lvlText w:val="o"/>
+      <w:lvlJc w:val="left"/>
+      <w:pPr>
+        <w:ind w:left="1440" w:hanging="360"/>
+      </w:pPr>
+      <w:rPr>
+        <w:rFonts w:ascii="Courier New" w:hAnsi="Courier New" w:cs="Courier New" w:hint="default"/>
+      </w:rPr>
+    </w:lvl>
+    <w:lvl w:ilvl="2" w:tplc="04090005" w:tentative="1">
+      <w:start w:val="1"/>
+      <w:numFmt w:val="bullet"/>
+      <w:lvlText w:val=""/>
+      <w:lvlJc w:val="left"/>
+      <w:pPr>
+        <w:ind w:left="2160" w:hanging="360"/>
+      </w:pPr>
+      <w:rPr>
+        <w:rFonts w:ascii="Wingdings" w:hAnsi="Wingdings" w:hint="default"/>
+      </w:rPr>
+    </w:lvl>
+    <w:lvl w:ilvl="3" w:tplc="04090001" w:tentative="1">
+      <w:start w:val="1"/>
+      <w:numFmt w:val="bullet"/>
+      <w:lvlText w:val=""/>
+      <w:lvlJc w:val="left"/>
+      <w:pPr>
+        <w:ind w:left="2880" w:hanging="360"/>
+      </w:pPr>
+      <w:rPr>
+        <w:rFonts w:ascii="Symbol" w:hAnsi="Symbol" w:hint="default"/>
+      </w:rPr>
+    </w:lvl>
+    <w:lvl w:ilvl="4" w:tplc="04090003" w:tentative="1">
+      <w:start w:val="1"/>
+      <w:numFmt w:val="bullet"/>
+      <w:lvlText w:val="o"/>
+      <w:lvlJc w:val="left"/>
+      <w:pPr>
+        <w:ind w:left="3600" w:hanging="360"/>
+      </w:pPr>
+      <w:rPr>
+        <w:rFonts w:ascii="Courier New" w:hAnsi="Courier New" w:cs="Courier New" w:hint="default"/>
+      </w:rPr>
+    </w:lvl>
+    <w:lvl w:ilvl="5" w:tplc="04090005" w:tentative="1">
+      <w:start w:val="1"/>
+      <w:numFmt w:val="bullet"/>
+      <w:lvlText w:val=""/>
+      <w:lvlJc w:val="left"/>
+      <w:pPr>
+        <w:ind w:left="4320" w:hanging="360"/>
+      </w:pPr>
+      <w:rPr>
+        <w:rFonts w:ascii="Wingdings" w:hAnsi="Wingdings" w:hint="default"/>
+      </w:rPr>
+    </w:lvl>
+    <w:lvl w:ilvl="6" w:tplc="04090001" w:tentative="1">
+      <w:start w:val="1"/>
+      <w:numFmt w:val="bullet"/>
+      <w:lvlText w:val=""/>
+      <w:lvlJc w:val="left"/>
+      <w:pPr>
+        <w:ind w:left="5040" w:hanging="360"/>
+      </w:pPr>
+      <w:rPr>
+        <w:rFonts w:ascii="Symbol" w:hAnsi="Symbol" w:hint="default"/>
+      </w:rPr>
+    </w:lvl>
+    <w:lvl w:ilvl="7" w:tplc="04090003" w:tentative="1">
+      <w:start w:val="1"/>
+      <w:numFmt w:val="bullet"/>
+      <w:lvlText w:val="o"/>
+      <w:lvlJc w:val="left"/>
+      <w:pPr>
+        <w:ind w:left="5760" w:hanging="360"/>
+      </w:pPr>
+      <w:rPr>
+        <w:rFonts w:ascii="Courier New" w:hAnsi="Courier New" w:cs="Courier New" w:hint="default"/>
+      </w:rPr>
+    </w:lvl>
+    <w:lvl w:ilvl="8" w:tplc="04090005" w:tentative="1">
+      <w:start w:val="1"/>
+      <w:numFmt w:val="bullet"/>
+      <w:lvlText w:val=""/>
+      <w:lvlJc w:val="left"/>
+      <w:pPr>
+        <w:ind w:left="6480" w:hanging="360"/>
+      </w:pPr>
+      <w:rPr>
+        <w:rFonts w:ascii="Wingdings" w:hAnsi="Wingdings" w:hint="default"/>
+      </w:rPr>
+    </w:lvl>
+  </w:abstractNum>
+  <w:abstractNum w:abstractNumId="13" w15:restartNumberingAfterBreak="0">
     <w:nsid w:val="6AC544DD"/>
     <w:multiLevelType w:val="hybridMultilevel"/>
     <w:tmpl w:val="13C6DA46"/>
@@ -1353,7 +4592,7 @@
       </w:pPr>
     </w:lvl>
   </w:abstractNum>
-  <w:abstractNum w:abstractNumId="7" w15:restartNumberingAfterBreak="0">
+  <w:abstractNum w:abstractNumId="14" w15:restartNumberingAfterBreak="0">
     <w:nsid w:val="6D2A463F"/>
     <w:multiLevelType w:val="hybridMultilevel"/>
     <w:tmpl w:val="BAFE5424"/>
@@ -1444,7 +4683,7 @@
       </w:pPr>
     </w:lvl>
   </w:abstractNum>
-  <w:abstractNum w:abstractNumId="8" w15:restartNumberingAfterBreak="0">
+  <w:abstractNum w:abstractNumId="15" w15:restartNumberingAfterBreak="0">
     <w:nsid w:val="71AB7353"/>
     <w:multiLevelType w:val="hybridMultilevel"/>
     <w:tmpl w:val="2AE86CD8"/>
@@ -1532,7 +4771,7 @@
       </w:pPr>
     </w:lvl>
   </w:abstractNum>
-  <w:abstractNum w:abstractNumId="9" w15:restartNumberingAfterBreak="0">
+  <w:abstractNum w:abstractNumId="16" w15:restartNumberingAfterBreak="0">
     <w:nsid w:val="79213267"/>
     <w:multiLevelType w:val="hybridMultilevel"/>
     <w:tmpl w:val="D6F61438"/>
@@ -1621,7 +4860,120 @@
       </w:pPr>
     </w:lvl>
   </w:abstractNum>
-  <w:abstractNum w:abstractNumId="10" w15:restartNumberingAfterBreak="0">
+  <w:abstractNum w:abstractNumId="17" w15:restartNumberingAfterBreak="0">
+    <w:nsid w:val="797E3772"/>
+    <w:multiLevelType w:val="hybridMultilevel"/>
+    <w:tmpl w:val="ACA823D4"/>
+    <w:lvl w:ilvl="0" w:tplc="04090001">
+      <w:start w:val="1"/>
+      <w:numFmt w:val="bullet"/>
+      <w:lvlText w:val=""/>
+      <w:lvlJc w:val="left"/>
+      <w:pPr>
+        <w:ind w:left="720" w:hanging="360"/>
+      </w:pPr>
+      <w:rPr>
+        <w:rFonts w:ascii="Symbol" w:hAnsi="Symbol" w:hint="default"/>
+      </w:rPr>
+    </w:lvl>
+    <w:lvl w:ilvl="1" w:tplc="04090003" w:tentative="1">
+      <w:start w:val="1"/>
+      <w:numFmt w:val="bullet"/>
+      <w:lvlText w:val="o"/>
+      <w:lvlJc w:val="left"/>
+      <w:pPr>
+        <w:ind w:left="1440" w:hanging="360"/>
+      </w:pPr>
+      <w:rPr>
+        <w:rFonts w:ascii="Courier New" w:hAnsi="Courier New" w:cs="Courier New" w:hint="default"/>
+      </w:rPr>
+    </w:lvl>
+    <w:lvl w:ilvl="2" w:tplc="04090005" w:tentative="1">
+      <w:start w:val="1"/>
+      <w:numFmt w:val="bullet"/>
+      <w:lvlText w:val=""/>
+      <w:lvlJc w:val="left"/>
+      <w:pPr>
+        <w:ind w:left="2160" w:hanging="360"/>
+      </w:pPr>
+      <w:rPr>
+        <w:rFonts w:ascii="Wingdings" w:hAnsi="Wingdings" w:hint="default"/>
+      </w:rPr>
+    </w:lvl>
+    <w:lvl w:ilvl="3" w:tplc="04090001" w:tentative="1">
+      <w:start w:val="1"/>
+      <w:numFmt w:val="bullet"/>
+      <w:lvlText w:val=""/>
+      <w:lvlJc w:val="left"/>
+      <w:pPr>
+        <w:ind w:left="2880" w:hanging="360"/>
+      </w:pPr>
+      <w:rPr>
+        <w:rFonts w:ascii="Symbol" w:hAnsi="Symbol" w:hint="default"/>
+      </w:rPr>
+    </w:lvl>
+    <w:lvl w:ilvl="4" w:tplc="04090003" w:tentative="1">
+      <w:start w:val="1"/>
+      <w:numFmt w:val="bullet"/>
+      <w:lvlText w:val="o"/>
+      <w:lvlJc w:val="left"/>
+      <w:pPr>
+        <w:ind w:left="3600" w:hanging="360"/>
+      </w:pPr>
+      <w:rPr>
+        <w:rFonts w:ascii="Courier New" w:hAnsi="Courier New" w:cs="Courier New" w:hint="default"/>
+      </w:rPr>
+    </w:lvl>
+    <w:lvl w:ilvl="5" w:tplc="04090005" w:tentative="1">
+      <w:start w:val="1"/>
+      <w:numFmt w:val="bullet"/>
+      <w:lvlText w:val=""/>
+      <w:lvlJc w:val="left"/>
+      <w:pPr>
+        <w:ind w:left="4320" w:hanging="360"/>
+      </w:pPr>
+      <w:rPr>
+        <w:rFonts w:ascii="Wingdings" w:hAnsi="Wingdings" w:hint="default"/>
+      </w:rPr>
+    </w:lvl>
+    <w:lvl w:ilvl="6" w:tplc="04090001" w:tentative="1">
+      <w:start w:val="1"/>
+      <w:numFmt w:val="bullet"/>
+      <w:lvlText w:val=""/>
+      <w:lvlJc w:val="left"/>
+      <w:pPr>
+        <w:ind w:left="5040" w:hanging="360"/>
+      </w:pPr>
+      <w:rPr>
+        <w:rFonts w:ascii="Symbol" w:hAnsi="Symbol" w:hint="default"/>
+      </w:rPr>
+    </w:lvl>
+    <w:lvl w:ilvl="7" w:tplc="04090003" w:tentative="1">
+      <w:start w:val="1"/>
+      <w:numFmt w:val="bullet"/>
+      <w:lvlText w:val="o"/>
+      <w:lvlJc w:val="left"/>
+      <w:pPr>
+        <w:ind w:left="5760" w:hanging="360"/>
+      </w:pPr>
+      <w:rPr>
+        <w:rFonts w:ascii="Courier New" w:hAnsi="Courier New" w:cs="Courier New" w:hint="default"/>
+      </w:rPr>
+    </w:lvl>
+    <w:lvl w:ilvl="8" w:tplc="04090005" w:tentative="1">
+      <w:start w:val="1"/>
+      <w:numFmt w:val="bullet"/>
+      <w:lvlText w:val=""/>
+      <w:lvlJc w:val="left"/>
+      <w:pPr>
+        <w:ind w:left="6480" w:hanging="360"/>
+      </w:pPr>
+      <w:rPr>
+        <w:rFonts w:ascii="Wingdings" w:hAnsi="Wingdings" w:hint="default"/>
+      </w:rPr>
+    </w:lvl>
+  </w:abstractNum>
+  <w:abstractNum w:abstractNumId="18" w15:restartNumberingAfterBreak="0">
     <w:nsid w:val="7D947D80"/>
     <w:multiLevelType w:val="hybridMultilevel"/>
     <w:tmpl w:val="A58EC3F0"/>
@@ -1710,7 +5062,7 @@
       </w:pPr>
     </w:lvl>
   </w:abstractNum>
-  <w:abstractNum w:abstractNumId="11" w15:restartNumberingAfterBreak="0">
+  <w:abstractNum w:abstractNumId="19" w15:restartNumberingAfterBreak="0">
     <w:nsid w:val="7DEE67A8"/>
     <w:multiLevelType w:val="hybridMultilevel"/>
     <w:tmpl w:val="165889A8"/>
@@ -1800,25 +5152,25 @@
     </w:lvl>
   </w:abstractNum>
   <w:num w:numId="1" w16cid:durableId="1568102762">
-    <w:abstractNumId w:val="7"/>
+    <w:abstractNumId w:val="14"/>
   </w:num>
   <w:num w:numId="2" w16cid:durableId="379283219">
-    <w:abstractNumId w:val="3"/>
+    <w:abstractNumId w:val="5"/>
   </w:num>
   <w:num w:numId="3" w16cid:durableId="462114230">
-    <w:abstractNumId w:val="8"/>
+    <w:abstractNumId w:val="15"/>
   </w:num>
   <w:num w:numId="4" w16cid:durableId="1307512281">
-    <w:abstractNumId w:val="4"/>
+    <w:abstractNumId w:val="6"/>
   </w:num>
   <w:num w:numId="5" w16cid:durableId="475538599">
     <w:abstractNumId w:val="1"/>
   </w:num>
   <w:num w:numId="6" w16cid:durableId="780494637">
-    <w:abstractNumId w:val="6"/>
+    <w:abstractNumId w:val="13"/>
   </w:num>
   <w:num w:numId="7" w16cid:durableId="1139763358">
-    <w:abstractNumId w:val="10"/>
+    <w:abstractNumId w:val="18"/>
   </w:num>
   <w:num w:numId="8" w16cid:durableId="149761307">
     <w:abstractNumId w:val="0"/>
@@ -1827,13 +5179,37 @@
     <w:abstractNumId w:val="2"/>
   </w:num>
   <w:num w:numId="10" w16cid:durableId="553077378">
+    <w:abstractNumId w:val="16"/>
+  </w:num>
+  <w:num w:numId="11" w16cid:durableId="314800575">
+    <w:abstractNumId w:val="19"/>
+  </w:num>
+  <w:num w:numId="12" w16cid:durableId="314725528">
+    <w:abstractNumId w:val="11"/>
+  </w:num>
+  <w:num w:numId="13" w16cid:durableId="896622703">
+    <w:abstractNumId w:val="8"/>
+  </w:num>
+  <w:num w:numId="14" w16cid:durableId="652836293">
+    <w:abstractNumId w:val="10"/>
+  </w:num>
+  <w:num w:numId="15" w16cid:durableId="1834027199">
+    <w:abstractNumId w:val="4"/>
+  </w:num>
+  <w:num w:numId="16" w16cid:durableId="1577084586">
+    <w:abstractNumId w:val="7"/>
+  </w:num>
+  <w:num w:numId="17" w16cid:durableId="389808910">
     <w:abstractNumId w:val="9"/>
   </w:num>
-  <w:num w:numId="11" w16cid:durableId="314800575">
-    <w:abstractNumId w:val="11"/>
+  <w:num w:numId="18" w16cid:durableId="1024017928">
+    <w:abstractNumId w:val="12"/>
   </w:num>
-  <w:num w:numId="12" w16cid:durableId="314725528">
-    <w:abstractNumId w:val="5"/>
+  <w:num w:numId="19" w16cid:durableId="2064057787">
+    <w:abstractNumId w:val="17"/>
+  </w:num>
+  <w:num w:numId="20" w16cid:durableId="1889611281">
+    <w:abstractNumId w:val="3"/>
   </w:num>
 </w:numbering>
 </file>
